--- a/ICU_Early_Warning_Preliminary_Report.docx
+++ b/ICU_Early_Warning_Preliminary_Report.docx
@@ -2004,6 +2004,2076 @@
         </w:rPr>
       </w:pPr>
     </w:p>
+    <w:tbl>
+      <w:tblPr>
+        <w:tblW w:w="15398" w:type="dxa"/>
+        <w:tblBorders>
+          <w:top w:val="single" w:sz="4" w:space="0" w:color="auto"/>
+          <w:left w:val="single" w:sz="4" w:space="0" w:color="auto"/>
+          <w:bottom w:val="single" w:sz="4" w:space="0" w:color="auto"/>
+          <w:right w:val="single" w:sz="4" w:space="0" w:color="auto"/>
+          <w:insideH w:val="single" w:sz="4" w:space="0" w:color="auto"/>
+          <w:insideV w:val="single" w:sz="4" w:space="0" w:color="auto"/>
+        </w:tblBorders>
+        <w:tblLayout w:type="fixed"/>
+        <w:tblCellMar>
+          <w:left w:w="10" w:type="dxa"/>
+          <w:right w:w="10" w:type="dxa"/>
+        </w:tblCellMar>
+        <w:tblLook w:val="04A0" w:firstRow="1" w:lastRow="0" w:firstColumn="1" w:lastColumn="0" w:noHBand="0" w:noVBand="1"/>
+      </w:tblPr>
+      <w:tblGrid>
+        <w:gridCol w:w="1150"/>
+        <w:gridCol w:w="1900"/>
+        <w:gridCol w:w="2400"/>
+        <w:gridCol w:w="1600"/>
+        <w:gridCol w:w="1900"/>
+        <w:gridCol w:w="2650"/>
+        <w:gridCol w:w="3098"/>
+        <w:gridCol w:w="700"/>
+      </w:tblGrid>
+      <w:tr>
+        <w:tblPrEx>
+          <w:tblCellMar>
+            <w:top w:w="0" w:type="dxa"/>
+            <w:bottom w:w="0" w:type="dxa"/>
+          </w:tblCellMar>
+        </w:tblPrEx>
+        <w:trPr>
+          <w:cantSplit/>
+          <w:tblHeader/>
+        </w:trPr>
+        <w:tc>
+          <w:tcPr>
+            <w:tcW w:w="1150" w:type="dxa"/>
+            <w:tcBorders>
+              <w:top w:val="single" w:sz="4" w:space="0" w:color="808080"/>
+              <w:left w:val="single" w:sz="4" w:space="0" w:color="808080"/>
+              <w:bottom w:val="single" w:sz="4" w:space="0" w:color="808080"/>
+              <w:right w:val="single" w:sz="4" w:space="0" w:color="808080"/>
+            </w:tcBorders>
+            <w:shd w:val="clear" w:color="auto" w:fill="D9E2F3"/>
+            <w:tcMar>
+              <w:top w:w="50" w:type="dxa"/>
+              <w:left w:w="70" w:type="dxa"/>
+              <w:bottom w:w="50" w:type="dxa"/>
+              <w:right w:w="70" w:type="dxa"/>
+            </w:tcMar>
+          </w:tcPr>
+          <w:p>
+            <w:pPr>
+              <w:jc w:val="center"/>
+            </w:pPr>
+            <w:r>
+              <w:rPr>
+                <w:rFonts w:eastAsia="Times New Roman" w:cs="Times New Roman"/>
+                <w:b/>
+                <w:bCs/>
+                <w:sz w:val="18"/>
+                <w:szCs w:val="18"/>
+              </w:rPr>
+              <w:t>Reference</w:t>
+            </w:r>
+            <w:r>
+              <w:rPr>
+                <w:rFonts w:eastAsia="Times New Roman" w:cs="Times New Roman"/>
+                <w:b/>
+                <w:bCs/>
+                <w:sz w:val="18"/>
+                <w:szCs w:val="18"/>
+              </w:rPr>
+              <w:br/>
+              <w:t>No.</w:t>
+            </w:r>
+          </w:p>
+        </w:tc>
+        <w:tc>
+          <w:tcPr>
+            <w:tcW w:w="1900" w:type="dxa"/>
+            <w:tcBorders>
+              <w:top w:val="single" w:sz="4" w:space="0" w:color="808080"/>
+              <w:left w:val="single" w:sz="4" w:space="0" w:color="808080"/>
+              <w:bottom w:val="single" w:sz="4" w:space="0" w:color="808080"/>
+              <w:right w:val="single" w:sz="4" w:space="0" w:color="808080"/>
+            </w:tcBorders>
+            <w:shd w:val="clear" w:color="auto" w:fill="D9E2F3"/>
+            <w:tcMar>
+              <w:top w:w="50" w:type="dxa"/>
+              <w:left w:w="70" w:type="dxa"/>
+              <w:bottom w:w="50" w:type="dxa"/>
+              <w:right w:w="70" w:type="dxa"/>
+            </w:tcMar>
+          </w:tcPr>
+          <w:p>
+            <w:r>
+              <w:rPr>
+                <w:rFonts w:eastAsia="Times New Roman" w:cs="Times New Roman"/>
+                <w:b/>
+                <w:bCs/>
+                <w:sz w:val="18"/>
+                <w:szCs w:val="18"/>
+              </w:rPr>
+              <w:t>Dataset</w:t>
+            </w:r>
+          </w:p>
+        </w:tc>
+        <w:tc>
+          <w:tcPr>
+            <w:tcW w:w="2400" w:type="dxa"/>
+            <w:tcBorders>
+              <w:top w:val="single" w:sz="4" w:space="0" w:color="808080"/>
+              <w:left w:val="single" w:sz="4" w:space="0" w:color="808080"/>
+              <w:bottom w:val="single" w:sz="4" w:space="0" w:color="808080"/>
+              <w:right w:val="single" w:sz="4" w:space="0" w:color="808080"/>
+            </w:tcBorders>
+            <w:shd w:val="clear" w:color="auto" w:fill="D9E2F3"/>
+            <w:tcMar>
+              <w:top w:w="50" w:type="dxa"/>
+              <w:left w:w="70" w:type="dxa"/>
+              <w:bottom w:w="50" w:type="dxa"/>
+              <w:right w:w="70" w:type="dxa"/>
+            </w:tcMar>
+          </w:tcPr>
+          <w:p>
+            <w:r>
+              <w:rPr>
+                <w:rFonts w:eastAsia="Times New Roman" w:cs="Times New Roman"/>
+                <w:b/>
+                <w:bCs/>
+                <w:sz w:val="18"/>
+                <w:szCs w:val="18"/>
+              </w:rPr>
+              <w:t>Preprocessing and Feature Engineering</w:t>
+            </w:r>
+          </w:p>
+        </w:tc>
+        <w:tc>
+          <w:tcPr>
+            <w:tcW w:w="1600" w:type="dxa"/>
+            <w:tcBorders>
+              <w:top w:val="single" w:sz="4" w:space="0" w:color="808080"/>
+              <w:left w:val="single" w:sz="4" w:space="0" w:color="808080"/>
+              <w:bottom w:val="single" w:sz="4" w:space="0" w:color="808080"/>
+              <w:right w:val="single" w:sz="4" w:space="0" w:color="808080"/>
+            </w:tcBorders>
+            <w:shd w:val="clear" w:color="auto" w:fill="D9E2F3"/>
+            <w:tcMar>
+              <w:top w:w="50" w:type="dxa"/>
+              <w:left w:w="70" w:type="dxa"/>
+              <w:bottom w:w="50" w:type="dxa"/>
+              <w:right w:w="70" w:type="dxa"/>
+            </w:tcMar>
+          </w:tcPr>
+          <w:p>
+            <w:r>
+              <w:rPr>
+                <w:rFonts w:eastAsia="Times New Roman" w:cs="Times New Roman"/>
+                <w:b/>
+                <w:bCs/>
+                <w:sz w:val="18"/>
+                <w:szCs w:val="18"/>
+              </w:rPr>
+              <w:t>AI/ML Models</w:t>
+            </w:r>
+          </w:p>
+        </w:tc>
+        <w:tc>
+          <w:tcPr>
+            <w:tcW w:w="1900" w:type="dxa"/>
+            <w:tcBorders>
+              <w:top w:val="single" w:sz="4" w:space="0" w:color="808080"/>
+              <w:left w:val="single" w:sz="4" w:space="0" w:color="808080"/>
+              <w:bottom w:val="single" w:sz="4" w:space="0" w:color="808080"/>
+              <w:right w:val="single" w:sz="4" w:space="0" w:color="808080"/>
+            </w:tcBorders>
+            <w:shd w:val="clear" w:color="auto" w:fill="D9E2F3"/>
+            <w:tcMar>
+              <w:top w:w="50" w:type="dxa"/>
+              <w:left w:w="70" w:type="dxa"/>
+              <w:bottom w:w="50" w:type="dxa"/>
+              <w:right w:w="70" w:type="dxa"/>
+            </w:tcMar>
+          </w:tcPr>
+          <w:p>
+            <w:r>
+              <w:rPr>
+                <w:rFonts w:eastAsia="Times New Roman" w:cs="Times New Roman"/>
+                <w:b/>
+                <w:bCs/>
+                <w:sz w:val="18"/>
+                <w:szCs w:val="18"/>
+              </w:rPr>
+              <w:t>Training and Validation</w:t>
+            </w:r>
+          </w:p>
+        </w:tc>
+        <w:tc>
+          <w:tcPr>
+            <w:tcW w:w="2650" w:type="dxa"/>
+            <w:tcBorders>
+              <w:top w:val="single" w:sz="4" w:space="0" w:color="808080"/>
+              <w:left w:val="single" w:sz="4" w:space="0" w:color="808080"/>
+              <w:bottom w:val="single" w:sz="4" w:space="0" w:color="808080"/>
+              <w:right w:val="single" w:sz="4" w:space="0" w:color="808080"/>
+            </w:tcBorders>
+            <w:shd w:val="clear" w:color="auto" w:fill="D9E2F3"/>
+            <w:tcMar>
+              <w:top w:w="50" w:type="dxa"/>
+              <w:left w:w="70" w:type="dxa"/>
+              <w:bottom w:w="50" w:type="dxa"/>
+              <w:right w:w="70" w:type="dxa"/>
+            </w:tcMar>
+          </w:tcPr>
+          <w:p>
+            <w:r>
+              <w:rPr>
+                <w:rFonts w:eastAsia="Times New Roman" w:cs="Times New Roman"/>
+                <w:b/>
+                <w:bCs/>
+                <w:sz w:val="18"/>
+                <w:szCs w:val="18"/>
+              </w:rPr>
+              <w:t>Evaluation Metrics and Results</w:t>
+            </w:r>
+          </w:p>
+        </w:tc>
+        <w:tc>
+          <w:tcPr>
+            <w:tcW w:w="3098" w:type="dxa"/>
+            <w:tcBorders>
+              <w:top w:val="single" w:sz="4" w:space="0" w:color="808080"/>
+              <w:left w:val="single" w:sz="4" w:space="0" w:color="808080"/>
+              <w:bottom w:val="single" w:sz="4" w:space="0" w:color="808080"/>
+              <w:right w:val="single" w:sz="4" w:space="0" w:color="808080"/>
+            </w:tcBorders>
+            <w:shd w:val="clear" w:color="auto" w:fill="D9E2F3"/>
+            <w:tcMar>
+              <w:top w:w="50" w:type="dxa"/>
+              <w:left w:w="70" w:type="dxa"/>
+              <w:bottom w:w="50" w:type="dxa"/>
+              <w:right w:w="70" w:type="dxa"/>
+            </w:tcMar>
+          </w:tcPr>
+          <w:p>
+            <w:r>
+              <w:rPr>
+                <w:rFonts w:eastAsia="Times New Roman" w:cs="Times New Roman"/>
+                <w:b/>
+                <w:bCs/>
+                <w:sz w:val="18"/>
+                <w:szCs w:val="18"/>
+              </w:rPr>
+              <w:t>Limitations</w:t>
+            </w:r>
+          </w:p>
+        </w:tc>
+        <w:tc>
+          <w:tcPr>
+            <w:tcW w:w="700" w:type="dxa"/>
+            <w:tcBorders>
+              <w:top w:val="single" w:sz="4" w:space="0" w:color="808080"/>
+              <w:left w:val="single" w:sz="4" w:space="0" w:color="808080"/>
+              <w:bottom w:val="single" w:sz="4" w:space="0" w:color="808080"/>
+              <w:right w:val="single" w:sz="4" w:space="0" w:color="808080"/>
+            </w:tcBorders>
+            <w:shd w:val="clear" w:color="auto" w:fill="D9E2F3"/>
+            <w:tcMar>
+              <w:top w:w="50" w:type="dxa"/>
+              <w:left w:w="70" w:type="dxa"/>
+              <w:bottom w:w="50" w:type="dxa"/>
+              <w:right w:w="70" w:type="dxa"/>
+            </w:tcMar>
+          </w:tcPr>
+          <w:p>
+            <w:pPr>
+              <w:jc w:val="center"/>
+            </w:pPr>
+            <w:r>
+              <w:rPr>
+                <w:rFonts w:eastAsia="Times New Roman" w:cs="Times New Roman"/>
+                <w:b/>
+                <w:bCs/>
+                <w:sz w:val="18"/>
+                <w:szCs w:val="18"/>
+              </w:rPr>
+              <w:t>Year</w:t>
+            </w:r>
+          </w:p>
+        </w:tc>
+      </w:tr>
+      <w:tr>
+        <w:tblPrEx>
+          <w:tblCellMar>
+            <w:top w:w="0" w:type="dxa"/>
+            <w:bottom w:w="0" w:type="dxa"/>
+          </w:tblCellMar>
+        </w:tblPrEx>
+        <w:trPr>
+          <w:cantSplit/>
+        </w:trPr>
+        <w:tc>
+          <w:tcPr>
+            <w:tcW w:w="1150" w:type="dxa"/>
+            <w:tcBorders>
+              <w:top w:val="single" w:sz="4" w:space="0" w:color="808080"/>
+              <w:left w:val="single" w:sz="4" w:space="0" w:color="808080"/>
+              <w:bottom w:val="single" w:sz="4" w:space="0" w:color="808080"/>
+              <w:right w:val="single" w:sz="4" w:space="0" w:color="808080"/>
+            </w:tcBorders>
+            <w:tcMar>
+              <w:top w:w="50" w:type="dxa"/>
+              <w:left w:w="70" w:type="dxa"/>
+              <w:bottom w:w="50" w:type="dxa"/>
+              <w:right w:w="70" w:type="dxa"/>
+            </w:tcMar>
+          </w:tcPr>
+          <w:p>
+            <w:pPr>
+              <w:jc w:val="center"/>
+            </w:pPr>
+            <w:r>
+              <w:rPr>
+                <w:rFonts w:eastAsia="Times New Roman" w:cs="Times New Roman"/>
+                <w:b/>
+                <w:bCs/>
+                <w:sz w:val="18"/>
+                <w:szCs w:val="18"/>
+              </w:rPr>
+              <w:t>[1]</w:t>
+            </w:r>
+          </w:p>
+        </w:tc>
+        <w:tc>
+          <w:tcPr>
+            <w:tcW w:w="1900" w:type="dxa"/>
+            <w:tcBorders>
+              <w:top w:val="single" w:sz="4" w:space="0" w:color="808080"/>
+              <w:left w:val="single" w:sz="4" w:space="0" w:color="808080"/>
+              <w:bottom w:val="single" w:sz="4" w:space="0" w:color="808080"/>
+              <w:right w:val="single" w:sz="4" w:space="0" w:color="808080"/>
+            </w:tcBorders>
+            <w:tcMar>
+              <w:top w:w="50" w:type="dxa"/>
+              <w:left w:w="70" w:type="dxa"/>
+              <w:bottom w:w="50" w:type="dxa"/>
+              <w:right w:w="70" w:type="dxa"/>
+            </w:tcMar>
+          </w:tcPr>
+          <w:p>
+            <w:r>
+              <w:rPr>
+                <w:rFonts w:eastAsia="Times New Roman" w:cs="Times New Roman"/>
+                <w:sz w:val="18"/>
+                <w:szCs w:val="18"/>
+              </w:rPr>
+              <w:t xml:space="preserve">MIMIC-IV v3.0 (2008–2019) and </w:t>
+            </w:r>
+            <w:proofErr w:type="spellStart"/>
+            <w:r>
+              <w:rPr>
+                <w:rFonts w:eastAsia="Times New Roman" w:cs="Times New Roman"/>
+                <w:sz w:val="18"/>
+                <w:szCs w:val="18"/>
+              </w:rPr>
+              <w:t>eICU</w:t>
+            </w:r>
+            <w:proofErr w:type="spellEnd"/>
+            <w:r>
+              <w:rPr>
+                <w:rFonts w:eastAsia="Times New Roman" w:cs="Times New Roman"/>
+                <w:sz w:val="18"/>
+                <w:szCs w:val="18"/>
+              </w:rPr>
+              <w:t>-CRD v2.0 (2014–2015); sample sizes not reported.</w:t>
+            </w:r>
+          </w:p>
+        </w:tc>
+        <w:tc>
+          <w:tcPr>
+            <w:tcW w:w="2400" w:type="dxa"/>
+            <w:tcBorders>
+              <w:top w:val="single" w:sz="4" w:space="0" w:color="808080"/>
+              <w:left w:val="single" w:sz="4" w:space="0" w:color="808080"/>
+              <w:bottom w:val="single" w:sz="4" w:space="0" w:color="808080"/>
+              <w:right w:val="single" w:sz="4" w:space="0" w:color="808080"/>
+            </w:tcBorders>
+            <w:tcMar>
+              <w:top w:w="50" w:type="dxa"/>
+              <w:left w:w="70" w:type="dxa"/>
+              <w:bottom w:w="50" w:type="dxa"/>
+              <w:right w:w="70" w:type="dxa"/>
+            </w:tcMar>
+          </w:tcPr>
+          <w:p>
+            <w:r>
+              <w:rPr>
+                <w:rFonts w:eastAsia="Times New Roman" w:cs="Times New Roman"/>
+                <w:sz w:val="18"/>
+                <w:szCs w:val="18"/>
+              </w:rPr>
+              <w:t>Admission-available features only (demographics, history, vital signs, laboratory values); future variables excluded to prevent leakage; MICE imputation; outliers removed using clinical reference ranges and manual review.</w:t>
+            </w:r>
+          </w:p>
+        </w:tc>
+        <w:tc>
+          <w:tcPr>
+            <w:tcW w:w="1600" w:type="dxa"/>
+            <w:tcBorders>
+              <w:top w:val="single" w:sz="4" w:space="0" w:color="808080"/>
+              <w:left w:val="single" w:sz="4" w:space="0" w:color="808080"/>
+              <w:bottom w:val="single" w:sz="4" w:space="0" w:color="808080"/>
+              <w:right w:val="single" w:sz="4" w:space="0" w:color="808080"/>
+            </w:tcBorders>
+            <w:tcMar>
+              <w:top w:w="50" w:type="dxa"/>
+              <w:left w:w="70" w:type="dxa"/>
+              <w:bottom w:w="50" w:type="dxa"/>
+              <w:right w:w="70" w:type="dxa"/>
+            </w:tcMar>
+          </w:tcPr>
+          <w:p>
+            <w:r>
+              <w:rPr>
+                <w:rFonts w:eastAsia="Times New Roman" w:cs="Times New Roman"/>
+                <w:sz w:val="18"/>
+                <w:szCs w:val="18"/>
+              </w:rPr>
+              <w:t xml:space="preserve">RF (final model), SVM, </w:t>
+            </w:r>
+            <w:proofErr w:type="spellStart"/>
+            <w:r>
+              <w:rPr>
+                <w:rFonts w:eastAsia="Times New Roman" w:cs="Times New Roman"/>
+                <w:sz w:val="18"/>
+                <w:szCs w:val="18"/>
+              </w:rPr>
+              <w:t>XGBoost</w:t>
+            </w:r>
+            <w:proofErr w:type="spellEnd"/>
+            <w:r>
+              <w:rPr>
+                <w:rFonts w:eastAsia="Times New Roman" w:cs="Times New Roman"/>
+                <w:sz w:val="18"/>
+                <w:szCs w:val="18"/>
+              </w:rPr>
+              <w:t>, LR, DT, NB.</w:t>
+            </w:r>
+          </w:p>
+        </w:tc>
+        <w:tc>
+          <w:tcPr>
+            <w:tcW w:w="1900" w:type="dxa"/>
+            <w:tcBorders>
+              <w:top w:val="single" w:sz="4" w:space="0" w:color="808080"/>
+              <w:left w:val="single" w:sz="4" w:space="0" w:color="808080"/>
+              <w:bottom w:val="single" w:sz="4" w:space="0" w:color="808080"/>
+              <w:right w:val="single" w:sz="4" w:space="0" w:color="808080"/>
+            </w:tcBorders>
+            <w:tcMar>
+              <w:top w:w="50" w:type="dxa"/>
+              <w:left w:w="70" w:type="dxa"/>
+              <w:bottom w:w="50" w:type="dxa"/>
+              <w:right w:w="70" w:type="dxa"/>
+            </w:tcMar>
+          </w:tcPr>
+          <w:p>
+            <w:r>
+              <w:rPr>
+                <w:rFonts w:eastAsia="Times New Roman" w:cs="Times New Roman"/>
+                <w:sz w:val="18"/>
+                <w:szCs w:val="18"/>
+              </w:rPr>
+              <w:t xml:space="preserve">Hyperparameter tuning and class balancing; stratified 10-fold CV repeated 10 times; bidirectional external validation (MIMIC-IV ↔ </w:t>
+            </w:r>
+            <w:proofErr w:type="spellStart"/>
+            <w:r>
+              <w:rPr>
+                <w:rFonts w:eastAsia="Times New Roman" w:cs="Times New Roman"/>
+                <w:sz w:val="18"/>
+                <w:szCs w:val="18"/>
+              </w:rPr>
+              <w:t>eICU</w:t>
+            </w:r>
+            <w:proofErr w:type="spellEnd"/>
+            <w:r>
+              <w:rPr>
+                <w:rFonts w:eastAsia="Times New Roman" w:cs="Times New Roman"/>
+                <w:sz w:val="18"/>
+                <w:szCs w:val="18"/>
+              </w:rPr>
+              <w:t>-CRD); bootstrap CIs (n = 1,000).</w:t>
+            </w:r>
+          </w:p>
+        </w:tc>
+        <w:tc>
+          <w:tcPr>
+            <w:tcW w:w="2650" w:type="dxa"/>
+            <w:tcBorders>
+              <w:top w:val="single" w:sz="4" w:space="0" w:color="808080"/>
+              <w:left w:val="single" w:sz="4" w:space="0" w:color="808080"/>
+              <w:bottom w:val="single" w:sz="4" w:space="0" w:color="808080"/>
+              <w:right w:val="single" w:sz="4" w:space="0" w:color="808080"/>
+            </w:tcBorders>
+            <w:tcMar>
+              <w:top w:w="50" w:type="dxa"/>
+              <w:left w:w="70" w:type="dxa"/>
+              <w:bottom w:w="50" w:type="dxa"/>
+              <w:right w:w="70" w:type="dxa"/>
+            </w:tcMar>
+          </w:tcPr>
+          <w:p>
+            <w:r>
+              <w:rPr>
+                <w:rFonts w:eastAsia="Times New Roman" w:cs="Times New Roman"/>
+                <w:sz w:val="18"/>
+                <w:szCs w:val="18"/>
+              </w:rPr>
+              <w:t>RF AUROC 0.870 (MIMIC-IV) and 0.883 (</w:t>
+            </w:r>
+            <w:proofErr w:type="spellStart"/>
+            <w:r>
+              <w:rPr>
+                <w:rFonts w:eastAsia="Times New Roman" w:cs="Times New Roman"/>
+                <w:sz w:val="18"/>
+                <w:szCs w:val="18"/>
+              </w:rPr>
+              <w:t>eICU</w:t>
+            </w:r>
+            <w:proofErr w:type="spellEnd"/>
+            <w:r>
+              <w:rPr>
+                <w:rFonts w:eastAsia="Times New Roman" w:cs="Times New Roman"/>
+                <w:sz w:val="18"/>
+                <w:szCs w:val="18"/>
+              </w:rPr>
+              <w:t>-CRD) internally; 0.841 and 0.852 externally. SVM had a higher baseline AUROC (0.934), but RF was selected. Mortality rose from 0.8% (very low risk) to 84.2% (very high risk). Calibration and decision curve analysis also reported.</w:t>
+            </w:r>
+          </w:p>
+        </w:tc>
+        <w:tc>
+          <w:tcPr>
+            <w:tcW w:w="3098" w:type="dxa"/>
+            <w:tcBorders>
+              <w:top w:val="single" w:sz="4" w:space="0" w:color="808080"/>
+              <w:left w:val="single" w:sz="4" w:space="0" w:color="808080"/>
+              <w:bottom w:val="single" w:sz="4" w:space="0" w:color="808080"/>
+              <w:right w:val="single" w:sz="4" w:space="0" w:color="808080"/>
+            </w:tcBorders>
+            <w:tcMar>
+              <w:top w:w="50" w:type="dxa"/>
+              <w:left w:w="70" w:type="dxa"/>
+              <w:bottom w:w="50" w:type="dxa"/>
+              <w:right w:w="70" w:type="dxa"/>
+            </w:tcMar>
+          </w:tcPr>
+          <w:p>
+            <w:r>
+              <w:rPr>
+                <w:rFonts w:eastAsia="Times New Roman" w:cs="Times New Roman"/>
+                <w:sz w:val="18"/>
+                <w:szCs w:val="18"/>
+              </w:rPr>
+              <w:t>Retrospective design with possible temporal and inter-institutional bias; susceptible to coding errors, missing data, and selection bias that imputation may not fully address. Only structured EHR data were used, excluding nursing assessments and clinical judgment, and data were limited to North America; prospective and broader external validation are needed.</w:t>
+            </w:r>
+          </w:p>
+        </w:tc>
+        <w:tc>
+          <w:tcPr>
+            <w:tcW w:w="700" w:type="dxa"/>
+            <w:tcBorders>
+              <w:top w:val="single" w:sz="4" w:space="0" w:color="808080"/>
+              <w:left w:val="single" w:sz="4" w:space="0" w:color="808080"/>
+              <w:bottom w:val="single" w:sz="4" w:space="0" w:color="808080"/>
+              <w:right w:val="single" w:sz="4" w:space="0" w:color="808080"/>
+            </w:tcBorders>
+            <w:tcMar>
+              <w:top w:w="50" w:type="dxa"/>
+              <w:left w:w="70" w:type="dxa"/>
+              <w:bottom w:w="50" w:type="dxa"/>
+              <w:right w:w="70" w:type="dxa"/>
+            </w:tcMar>
+          </w:tcPr>
+          <w:p>
+            <w:pPr>
+              <w:jc w:val="center"/>
+            </w:pPr>
+            <w:r>
+              <w:rPr>
+                <w:rFonts w:eastAsia="Times New Roman" w:cs="Times New Roman"/>
+                <w:sz w:val="18"/>
+                <w:szCs w:val="18"/>
+              </w:rPr>
+              <w:t>2026</w:t>
+            </w:r>
+          </w:p>
+        </w:tc>
+      </w:tr>
+      <w:tr>
+        <w:tblPrEx>
+          <w:tblCellMar>
+            <w:top w:w="0" w:type="dxa"/>
+            <w:bottom w:w="0" w:type="dxa"/>
+          </w:tblCellMar>
+        </w:tblPrEx>
+        <w:trPr>
+          <w:cantSplit/>
+        </w:trPr>
+        <w:tc>
+          <w:tcPr>
+            <w:tcW w:w="1150" w:type="dxa"/>
+            <w:tcBorders>
+              <w:top w:val="single" w:sz="4" w:space="0" w:color="808080"/>
+              <w:left w:val="single" w:sz="4" w:space="0" w:color="808080"/>
+              <w:bottom w:val="single" w:sz="4" w:space="0" w:color="808080"/>
+              <w:right w:val="single" w:sz="4" w:space="0" w:color="808080"/>
+            </w:tcBorders>
+            <w:tcMar>
+              <w:top w:w="50" w:type="dxa"/>
+              <w:left w:w="70" w:type="dxa"/>
+              <w:bottom w:w="50" w:type="dxa"/>
+              <w:right w:w="70" w:type="dxa"/>
+            </w:tcMar>
+          </w:tcPr>
+          <w:p>
+            <w:pPr>
+              <w:jc w:val="center"/>
+            </w:pPr>
+            <w:r>
+              <w:rPr>
+                <w:rFonts w:eastAsia="Times New Roman" w:cs="Times New Roman"/>
+                <w:b/>
+                <w:bCs/>
+                <w:sz w:val="18"/>
+                <w:szCs w:val="18"/>
+              </w:rPr>
+              <w:t>[2]</w:t>
+            </w:r>
+          </w:p>
+        </w:tc>
+        <w:tc>
+          <w:tcPr>
+            <w:tcW w:w="1900" w:type="dxa"/>
+            <w:tcBorders>
+              <w:top w:val="single" w:sz="4" w:space="0" w:color="808080"/>
+              <w:left w:val="single" w:sz="4" w:space="0" w:color="808080"/>
+              <w:bottom w:val="single" w:sz="4" w:space="0" w:color="808080"/>
+              <w:right w:val="single" w:sz="4" w:space="0" w:color="808080"/>
+            </w:tcBorders>
+            <w:tcMar>
+              <w:top w:w="50" w:type="dxa"/>
+              <w:left w:w="70" w:type="dxa"/>
+              <w:bottom w:w="50" w:type="dxa"/>
+              <w:right w:w="70" w:type="dxa"/>
+            </w:tcMar>
+          </w:tcPr>
+          <w:p>
+            <w:r>
+              <w:rPr>
+                <w:rFonts w:eastAsia="Times New Roman" w:cs="Times New Roman"/>
+                <w:sz w:val="18"/>
+                <w:szCs w:val="18"/>
+              </w:rPr>
+              <w:t xml:space="preserve">MIMIC-IV (development; n = 5,561; 2,259 septic shock) and </w:t>
+            </w:r>
+            <w:proofErr w:type="spellStart"/>
+            <w:r>
+              <w:rPr>
+                <w:rFonts w:eastAsia="Times New Roman" w:cs="Times New Roman"/>
+                <w:sz w:val="18"/>
+                <w:szCs w:val="18"/>
+              </w:rPr>
+              <w:t>eICU</w:t>
+            </w:r>
+            <w:proofErr w:type="spellEnd"/>
+            <w:r>
+              <w:rPr>
+                <w:rFonts w:eastAsia="Times New Roman" w:cs="Times New Roman"/>
+                <w:sz w:val="18"/>
+                <w:szCs w:val="18"/>
+              </w:rPr>
+              <w:t>-CRD (external; n = 5,822; 1,212 septic shock); adults aged 18–89 years.</w:t>
+            </w:r>
+          </w:p>
+        </w:tc>
+        <w:tc>
+          <w:tcPr>
+            <w:tcW w:w="2400" w:type="dxa"/>
+            <w:tcBorders>
+              <w:top w:val="single" w:sz="4" w:space="0" w:color="808080"/>
+              <w:left w:val="single" w:sz="4" w:space="0" w:color="808080"/>
+              <w:bottom w:val="single" w:sz="4" w:space="0" w:color="808080"/>
+              <w:right w:val="single" w:sz="4" w:space="0" w:color="808080"/>
+            </w:tcBorders>
+            <w:tcMar>
+              <w:top w:w="50" w:type="dxa"/>
+              <w:left w:w="70" w:type="dxa"/>
+              <w:bottom w:w="50" w:type="dxa"/>
+              <w:right w:w="70" w:type="dxa"/>
+            </w:tcMar>
+          </w:tcPr>
+          <w:p>
+            <w:r>
+              <w:rPr>
+                <w:rFonts w:eastAsia="Times New Roman" w:cs="Times New Roman"/>
+                <w:sz w:val="18"/>
+                <w:szCs w:val="18"/>
+              </w:rPr>
+              <w:t>First vital signs, laboratory values, and severity scores within 24 h of ICU admission; exclusion of high-missingness patients (&gt;40%) and variables (&gt;10%); median imputation; standardization; LASSO feature selection; SHAP interpretation.</w:t>
+            </w:r>
+          </w:p>
+        </w:tc>
+        <w:tc>
+          <w:tcPr>
+            <w:tcW w:w="1600" w:type="dxa"/>
+            <w:tcBorders>
+              <w:top w:val="single" w:sz="4" w:space="0" w:color="808080"/>
+              <w:left w:val="single" w:sz="4" w:space="0" w:color="808080"/>
+              <w:bottom w:val="single" w:sz="4" w:space="0" w:color="808080"/>
+              <w:right w:val="single" w:sz="4" w:space="0" w:color="808080"/>
+            </w:tcBorders>
+            <w:tcMar>
+              <w:top w:w="50" w:type="dxa"/>
+              <w:left w:w="70" w:type="dxa"/>
+              <w:bottom w:w="50" w:type="dxa"/>
+              <w:right w:w="70" w:type="dxa"/>
+            </w:tcMar>
+          </w:tcPr>
+          <w:p>
+            <w:r>
+              <w:rPr>
+                <w:rFonts w:eastAsia="Times New Roman" w:cs="Times New Roman"/>
+                <w:sz w:val="18"/>
+                <w:szCs w:val="18"/>
+              </w:rPr>
+              <w:t xml:space="preserve">RF (best), </w:t>
+            </w:r>
+            <w:proofErr w:type="spellStart"/>
+            <w:r>
+              <w:rPr>
+                <w:rFonts w:eastAsia="Times New Roman" w:cs="Times New Roman"/>
+                <w:sz w:val="18"/>
+                <w:szCs w:val="18"/>
+              </w:rPr>
+              <w:t>XGBoost</w:t>
+            </w:r>
+            <w:proofErr w:type="spellEnd"/>
+            <w:r>
+              <w:rPr>
+                <w:rFonts w:eastAsia="Times New Roman" w:cs="Times New Roman"/>
+                <w:sz w:val="18"/>
+                <w:szCs w:val="18"/>
+              </w:rPr>
+              <w:t xml:space="preserve">, SVM, </w:t>
+            </w:r>
+            <w:proofErr w:type="spellStart"/>
+            <w:r>
+              <w:rPr>
+                <w:rFonts w:eastAsia="Times New Roman" w:cs="Times New Roman"/>
+                <w:sz w:val="18"/>
+                <w:szCs w:val="18"/>
+              </w:rPr>
+              <w:t>LightGBM</w:t>
+            </w:r>
+            <w:proofErr w:type="spellEnd"/>
+            <w:r>
+              <w:rPr>
+                <w:rFonts w:eastAsia="Times New Roman" w:cs="Times New Roman"/>
+                <w:sz w:val="18"/>
+                <w:szCs w:val="18"/>
+              </w:rPr>
+              <w:t>, LR, NB.</w:t>
+            </w:r>
+          </w:p>
+        </w:tc>
+        <w:tc>
+          <w:tcPr>
+            <w:tcW w:w="1900" w:type="dxa"/>
+            <w:tcBorders>
+              <w:top w:val="single" w:sz="4" w:space="0" w:color="808080"/>
+              <w:left w:val="single" w:sz="4" w:space="0" w:color="808080"/>
+              <w:bottom w:val="single" w:sz="4" w:space="0" w:color="808080"/>
+              <w:right w:val="single" w:sz="4" w:space="0" w:color="808080"/>
+            </w:tcBorders>
+            <w:tcMar>
+              <w:top w:w="50" w:type="dxa"/>
+              <w:left w:w="70" w:type="dxa"/>
+              <w:bottom w:w="50" w:type="dxa"/>
+              <w:right w:w="70" w:type="dxa"/>
+            </w:tcMar>
+          </w:tcPr>
+          <w:p>
+            <w:r>
+              <w:rPr>
+                <w:rFonts w:eastAsia="Times New Roman" w:cs="Times New Roman"/>
+                <w:sz w:val="18"/>
+                <w:szCs w:val="18"/>
+              </w:rPr>
+              <w:t xml:space="preserve">Trained on MIMIC-IV and externally validated on </w:t>
+            </w:r>
+            <w:proofErr w:type="spellStart"/>
+            <w:r>
+              <w:rPr>
+                <w:rFonts w:eastAsia="Times New Roman" w:cs="Times New Roman"/>
+                <w:sz w:val="18"/>
+                <w:szCs w:val="18"/>
+              </w:rPr>
+              <w:t>eICU</w:t>
+            </w:r>
+            <w:proofErr w:type="spellEnd"/>
+            <w:r>
+              <w:rPr>
+                <w:rFonts w:eastAsia="Times New Roman" w:cs="Times New Roman"/>
+                <w:sz w:val="18"/>
+                <w:szCs w:val="18"/>
+              </w:rPr>
+              <w:t>-CRD; 10-fold CV used to tune LASSO.</w:t>
+            </w:r>
+          </w:p>
+        </w:tc>
+        <w:tc>
+          <w:tcPr>
+            <w:tcW w:w="2650" w:type="dxa"/>
+            <w:tcBorders>
+              <w:top w:val="single" w:sz="4" w:space="0" w:color="808080"/>
+              <w:left w:val="single" w:sz="4" w:space="0" w:color="808080"/>
+              <w:bottom w:val="single" w:sz="4" w:space="0" w:color="808080"/>
+              <w:right w:val="single" w:sz="4" w:space="0" w:color="808080"/>
+            </w:tcBorders>
+            <w:tcMar>
+              <w:top w:w="50" w:type="dxa"/>
+              <w:left w:w="70" w:type="dxa"/>
+              <w:bottom w:w="50" w:type="dxa"/>
+              <w:right w:w="70" w:type="dxa"/>
+            </w:tcMar>
+          </w:tcPr>
+          <w:p>
+            <w:r>
+              <w:rPr>
+                <w:rFonts w:eastAsia="Times New Roman" w:cs="Times New Roman"/>
+                <w:sz w:val="18"/>
+                <w:szCs w:val="18"/>
+              </w:rPr>
+              <w:t>RF AUC 0.785 (95% CI 0.770–0.800), sensitivity 0.736, specificity 0.699, Brier score 0.189; other models AUC 0.742–0.782. RF showed the best calibration and net benefit. Top SHAP predictors: SOFA, heart rate, creatinine, SAPS II, OASIS.</w:t>
+            </w:r>
+          </w:p>
+        </w:tc>
+        <w:tc>
+          <w:tcPr>
+            <w:tcW w:w="3098" w:type="dxa"/>
+            <w:tcBorders>
+              <w:top w:val="single" w:sz="4" w:space="0" w:color="808080"/>
+              <w:left w:val="single" w:sz="4" w:space="0" w:color="808080"/>
+              <w:bottom w:val="single" w:sz="4" w:space="0" w:color="808080"/>
+              <w:right w:val="single" w:sz="4" w:space="0" w:color="808080"/>
+            </w:tcBorders>
+            <w:tcMar>
+              <w:top w:w="50" w:type="dxa"/>
+              <w:left w:w="70" w:type="dxa"/>
+              <w:bottom w:w="50" w:type="dxa"/>
+              <w:right w:w="70" w:type="dxa"/>
+            </w:tcMar>
+          </w:tcPr>
+          <w:p>
+            <w:r>
+              <w:rPr>
+                <w:rFonts w:eastAsia="Times New Roman" w:cs="Times New Roman"/>
+                <w:sz w:val="18"/>
+                <w:szCs w:val="18"/>
+              </w:rPr>
+              <w:t>Retrospective data are subject to documentation bias, missingness, and inter-institutional variation, and recalibration may be required in other settings. Only routinely available variables were used, excluding lactate trends, inflammatory markers, and imaging. The study compared existing algorithms rather than proposing a novel method; hybrid approaches (e.g., fuzzy logic, genetic algorithms) are suggested for future work.</w:t>
+            </w:r>
+          </w:p>
+        </w:tc>
+        <w:tc>
+          <w:tcPr>
+            <w:tcW w:w="700" w:type="dxa"/>
+            <w:tcBorders>
+              <w:top w:val="single" w:sz="4" w:space="0" w:color="808080"/>
+              <w:left w:val="single" w:sz="4" w:space="0" w:color="808080"/>
+              <w:bottom w:val="single" w:sz="4" w:space="0" w:color="808080"/>
+              <w:right w:val="single" w:sz="4" w:space="0" w:color="808080"/>
+            </w:tcBorders>
+            <w:tcMar>
+              <w:top w:w="50" w:type="dxa"/>
+              <w:left w:w="70" w:type="dxa"/>
+              <w:bottom w:w="50" w:type="dxa"/>
+              <w:right w:w="70" w:type="dxa"/>
+            </w:tcMar>
+          </w:tcPr>
+          <w:p>
+            <w:pPr>
+              <w:jc w:val="center"/>
+            </w:pPr>
+            <w:r>
+              <w:rPr>
+                <w:rFonts w:eastAsia="Times New Roman" w:cs="Times New Roman"/>
+                <w:sz w:val="18"/>
+                <w:szCs w:val="18"/>
+              </w:rPr>
+              <w:t>2026</w:t>
+            </w:r>
+          </w:p>
+        </w:tc>
+      </w:tr>
+      <w:tr>
+        <w:tblPrEx>
+          <w:tblCellMar>
+            <w:top w:w="0" w:type="dxa"/>
+            <w:bottom w:w="0" w:type="dxa"/>
+          </w:tblCellMar>
+        </w:tblPrEx>
+        <w:trPr>
+          <w:cantSplit/>
+        </w:trPr>
+        <w:tc>
+          <w:tcPr>
+            <w:tcW w:w="1150" w:type="dxa"/>
+            <w:tcBorders>
+              <w:top w:val="single" w:sz="4" w:space="0" w:color="808080"/>
+              <w:left w:val="single" w:sz="4" w:space="0" w:color="808080"/>
+              <w:bottom w:val="single" w:sz="4" w:space="0" w:color="808080"/>
+              <w:right w:val="single" w:sz="4" w:space="0" w:color="808080"/>
+            </w:tcBorders>
+            <w:tcMar>
+              <w:top w:w="50" w:type="dxa"/>
+              <w:left w:w="70" w:type="dxa"/>
+              <w:bottom w:w="50" w:type="dxa"/>
+              <w:right w:w="70" w:type="dxa"/>
+            </w:tcMar>
+          </w:tcPr>
+          <w:p>
+            <w:pPr>
+              <w:jc w:val="center"/>
+            </w:pPr>
+            <w:r>
+              <w:rPr>
+                <w:rFonts w:eastAsia="Times New Roman" w:cs="Times New Roman"/>
+                <w:b/>
+                <w:bCs/>
+                <w:sz w:val="18"/>
+                <w:szCs w:val="18"/>
+              </w:rPr>
+              <w:lastRenderedPageBreak/>
+              <w:t>[3]</w:t>
+            </w:r>
+          </w:p>
+        </w:tc>
+        <w:tc>
+          <w:tcPr>
+            <w:tcW w:w="1900" w:type="dxa"/>
+            <w:tcBorders>
+              <w:top w:val="single" w:sz="4" w:space="0" w:color="808080"/>
+              <w:left w:val="single" w:sz="4" w:space="0" w:color="808080"/>
+              <w:bottom w:val="single" w:sz="4" w:space="0" w:color="808080"/>
+              <w:right w:val="single" w:sz="4" w:space="0" w:color="808080"/>
+            </w:tcBorders>
+            <w:tcMar>
+              <w:top w:w="50" w:type="dxa"/>
+              <w:left w:w="70" w:type="dxa"/>
+              <w:bottom w:w="50" w:type="dxa"/>
+              <w:right w:w="70" w:type="dxa"/>
+            </w:tcMar>
+          </w:tcPr>
+          <w:p>
+            <w:r>
+              <w:rPr>
+                <w:rFonts w:eastAsia="Times New Roman" w:cs="Times New Roman"/>
+                <w:sz w:val="18"/>
+                <w:szCs w:val="18"/>
+              </w:rPr>
+              <w:t xml:space="preserve">MIMIC-IV (n = 5,125; 766 septic </w:t>
+            </w:r>
+            <w:proofErr w:type="gramStart"/>
+            <w:r>
+              <w:rPr>
+                <w:rFonts w:eastAsia="Times New Roman" w:cs="Times New Roman"/>
+                <w:sz w:val="18"/>
+                <w:szCs w:val="18"/>
+              </w:rPr>
+              <w:t>shock</w:t>
+            </w:r>
+            <w:proofErr w:type="gramEnd"/>
+            <w:r>
+              <w:rPr>
+                <w:rFonts w:eastAsia="Times New Roman" w:cs="Times New Roman"/>
+                <w:sz w:val="18"/>
+                <w:szCs w:val="18"/>
+              </w:rPr>
+              <w:t xml:space="preserve">; 60/20/20 split) and </w:t>
+            </w:r>
+            <w:proofErr w:type="spellStart"/>
+            <w:r>
+              <w:rPr>
+                <w:rFonts w:eastAsia="Times New Roman" w:cs="Times New Roman"/>
+                <w:sz w:val="18"/>
+                <w:szCs w:val="18"/>
+              </w:rPr>
+              <w:t>eICU</w:t>
+            </w:r>
+            <w:proofErr w:type="spellEnd"/>
+            <w:r>
+              <w:rPr>
+                <w:rFonts w:eastAsia="Times New Roman" w:cs="Times New Roman"/>
+                <w:sz w:val="18"/>
+                <w:szCs w:val="18"/>
+              </w:rPr>
+              <w:t>-CRD (external; n = 2,180; 480 septic shock).</w:t>
+            </w:r>
+          </w:p>
+        </w:tc>
+        <w:tc>
+          <w:tcPr>
+            <w:tcW w:w="2400" w:type="dxa"/>
+            <w:tcBorders>
+              <w:top w:val="single" w:sz="4" w:space="0" w:color="808080"/>
+              <w:left w:val="single" w:sz="4" w:space="0" w:color="808080"/>
+              <w:bottom w:val="single" w:sz="4" w:space="0" w:color="808080"/>
+              <w:right w:val="single" w:sz="4" w:space="0" w:color="808080"/>
+            </w:tcBorders>
+            <w:tcMar>
+              <w:top w:w="50" w:type="dxa"/>
+              <w:left w:w="70" w:type="dxa"/>
+              <w:bottom w:w="50" w:type="dxa"/>
+              <w:right w:w="70" w:type="dxa"/>
+            </w:tcMar>
+          </w:tcPr>
+          <w:p>
+            <w:r>
+              <w:rPr>
+                <w:rFonts w:eastAsia="Times New Roman" w:cs="Times New Roman"/>
+                <w:sz w:val="18"/>
+                <w:szCs w:val="18"/>
+              </w:rPr>
+              <w:t>6-h look-back window to predict septic shock in the next 6 h; hourly aggregation with forward-fill; SHAP-guided selection of 8 ABG and 7 vital-sign features; WOE/IV binning.</w:t>
+            </w:r>
+          </w:p>
+        </w:tc>
+        <w:tc>
+          <w:tcPr>
+            <w:tcW w:w="1600" w:type="dxa"/>
+            <w:tcBorders>
+              <w:top w:val="single" w:sz="4" w:space="0" w:color="808080"/>
+              <w:left w:val="single" w:sz="4" w:space="0" w:color="808080"/>
+              <w:bottom w:val="single" w:sz="4" w:space="0" w:color="808080"/>
+              <w:right w:val="single" w:sz="4" w:space="0" w:color="808080"/>
+            </w:tcBorders>
+            <w:tcMar>
+              <w:top w:w="50" w:type="dxa"/>
+              <w:left w:w="70" w:type="dxa"/>
+              <w:bottom w:w="50" w:type="dxa"/>
+              <w:right w:w="70" w:type="dxa"/>
+            </w:tcMar>
+          </w:tcPr>
+          <w:p>
+            <w:r>
+              <w:rPr>
+                <w:rFonts w:eastAsia="Times New Roman" w:cs="Times New Roman"/>
+                <w:sz w:val="18"/>
+                <w:szCs w:val="18"/>
+              </w:rPr>
+              <w:t>SORP: WOE-based LR scorecard, compared with complex ML/DL models (</w:t>
+            </w:r>
+            <w:proofErr w:type="spellStart"/>
+            <w:r>
+              <w:rPr>
+                <w:rFonts w:eastAsia="Times New Roman" w:cs="Times New Roman"/>
+                <w:sz w:val="18"/>
+                <w:szCs w:val="18"/>
+              </w:rPr>
+              <w:t>XGBoost</w:t>
+            </w:r>
+            <w:proofErr w:type="spellEnd"/>
+            <w:r>
+              <w:rPr>
+                <w:rFonts w:eastAsia="Times New Roman" w:cs="Times New Roman"/>
+                <w:sz w:val="18"/>
+                <w:szCs w:val="18"/>
+              </w:rPr>
+              <w:t xml:space="preserve"> used for SHAP).</w:t>
+            </w:r>
+          </w:p>
+        </w:tc>
+        <w:tc>
+          <w:tcPr>
+            <w:tcW w:w="1900" w:type="dxa"/>
+            <w:tcBorders>
+              <w:top w:val="single" w:sz="4" w:space="0" w:color="808080"/>
+              <w:left w:val="single" w:sz="4" w:space="0" w:color="808080"/>
+              <w:bottom w:val="single" w:sz="4" w:space="0" w:color="808080"/>
+              <w:right w:val="single" w:sz="4" w:space="0" w:color="808080"/>
+            </w:tcBorders>
+            <w:tcMar>
+              <w:top w:w="50" w:type="dxa"/>
+              <w:left w:w="70" w:type="dxa"/>
+              <w:bottom w:w="50" w:type="dxa"/>
+              <w:right w:w="70" w:type="dxa"/>
+            </w:tcMar>
+          </w:tcPr>
+          <w:p>
+            <w:r>
+              <w:rPr>
+                <w:rFonts w:eastAsia="Times New Roman" w:cs="Times New Roman"/>
+                <w:sz w:val="18"/>
+                <w:szCs w:val="18"/>
+              </w:rPr>
+              <w:t xml:space="preserve">60/20/20 train/validation/test split of MIMIC-IV; external validation on </w:t>
+            </w:r>
+            <w:proofErr w:type="spellStart"/>
+            <w:r>
+              <w:rPr>
+                <w:rFonts w:eastAsia="Times New Roman" w:cs="Times New Roman"/>
+                <w:sz w:val="18"/>
+                <w:szCs w:val="18"/>
+              </w:rPr>
+              <w:t>eICU</w:t>
+            </w:r>
+            <w:proofErr w:type="spellEnd"/>
+            <w:r>
+              <w:rPr>
+                <w:rFonts w:eastAsia="Times New Roman" w:cs="Times New Roman"/>
+                <w:sz w:val="18"/>
+                <w:szCs w:val="18"/>
+              </w:rPr>
+              <w:t>-CRD.</w:t>
+            </w:r>
+          </w:p>
+        </w:tc>
+        <w:tc>
+          <w:tcPr>
+            <w:tcW w:w="2650" w:type="dxa"/>
+            <w:tcBorders>
+              <w:top w:val="single" w:sz="4" w:space="0" w:color="808080"/>
+              <w:left w:val="single" w:sz="4" w:space="0" w:color="808080"/>
+              <w:bottom w:val="single" w:sz="4" w:space="0" w:color="808080"/>
+              <w:right w:val="single" w:sz="4" w:space="0" w:color="808080"/>
+            </w:tcBorders>
+            <w:tcMar>
+              <w:top w:w="50" w:type="dxa"/>
+              <w:left w:w="70" w:type="dxa"/>
+              <w:bottom w:w="50" w:type="dxa"/>
+              <w:right w:w="70" w:type="dxa"/>
+            </w:tcMar>
+          </w:tcPr>
+          <w:p>
+            <w:r>
+              <w:rPr>
+                <w:rFonts w:eastAsia="Times New Roman" w:cs="Times New Roman"/>
+                <w:sz w:val="18"/>
+                <w:szCs w:val="18"/>
+              </w:rPr>
+              <w:t xml:space="preserve">Test AUC 0.946 vs 0.965 for the best complex model. Septic shock incidence ranged from 88.6% (high risk) to 0.3% (ultralow risk); risk distribution was stable (PSI &lt; 0.01); median warning time 13 h. In </w:t>
+            </w:r>
+            <w:proofErr w:type="spellStart"/>
+            <w:r>
+              <w:rPr>
+                <w:rFonts w:eastAsia="Times New Roman" w:cs="Times New Roman"/>
+                <w:sz w:val="18"/>
+                <w:szCs w:val="18"/>
+              </w:rPr>
+              <w:t>eICU</w:t>
+            </w:r>
+            <w:proofErr w:type="spellEnd"/>
+            <w:r>
+              <w:rPr>
+                <w:rFonts w:eastAsia="Times New Roman" w:cs="Times New Roman"/>
+                <w:sz w:val="18"/>
+                <w:szCs w:val="18"/>
+              </w:rPr>
+              <w:t>-CRD, results were similar under an alternative septic shock definition.</w:t>
+            </w:r>
+          </w:p>
+        </w:tc>
+        <w:tc>
+          <w:tcPr>
+            <w:tcW w:w="3098" w:type="dxa"/>
+            <w:tcBorders>
+              <w:top w:val="single" w:sz="4" w:space="0" w:color="808080"/>
+              <w:left w:val="single" w:sz="4" w:space="0" w:color="808080"/>
+              <w:bottom w:val="single" w:sz="4" w:space="0" w:color="808080"/>
+              <w:right w:val="single" w:sz="4" w:space="0" w:color="808080"/>
+            </w:tcBorders>
+            <w:tcMar>
+              <w:top w:w="50" w:type="dxa"/>
+              <w:left w:w="70" w:type="dxa"/>
+              <w:bottom w:w="50" w:type="dxa"/>
+              <w:right w:w="70" w:type="dxa"/>
+            </w:tcMar>
+          </w:tcPr>
+          <w:p>
+            <w:r>
+              <w:rPr>
+                <w:rFonts w:eastAsia="Times New Roman" w:cs="Times New Roman"/>
+                <w:sz w:val="18"/>
+                <w:szCs w:val="18"/>
+              </w:rPr>
+              <w:t xml:space="preserve">Data sources were geographically limited, restricting analysis of regional differences; validation in other regions is needed, along with regular monitoring and adjustment of forewarning performance as new data become available. In </w:t>
+            </w:r>
+            <w:proofErr w:type="spellStart"/>
+            <w:r>
+              <w:rPr>
+                <w:rFonts w:eastAsia="Times New Roman" w:cs="Times New Roman"/>
+                <w:sz w:val="18"/>
+                <w:szCs w:val="18"/>
+              </w:rPr>
+              <w:t>eICU</w:t>
+            </w:r>
+            <w:proofErr w:type="spellEnd"/>
+            <w:r>
+              <w:rPr>
+                <w:rFonts w:eastAsia="Times New Roman" w:cs="Times New Roman"/>
+                <w:sz w:val="18"/>
+                <w:szCs w:val="18"/>
+              </w:rPr>
+              <w:t>-CRD, septic shock could not be defined by Sepsis-3 criteria, so metrics such as AUC were not directly comparable with MIMIC-IV.</w:t>
+            </w:r>
+          </w:p>
+        </w:tc>
+        <w:tc>
+          <w:tcPr>
+            <w:tcW w:w="700" w:type="dxa"/>
+            <w:tcBorders>
+              <w:top w:val="single" w:sz="4" w:space="0" w:color="808080"/>
+              <w:left w:val="single" w:sz="4" w:space="0" w:color="808080"/>
+              <w:bottom w:val="single" w:sz="4" w:space="0" w:color="808080"/>
+              <w:right w:val="single" w:sz="4" w:space="0" w:color="808080"/>
+            </w:tcBorders>
+            <w:tcMar>
+              <w:top w:w="50" w:type="dxa"/>
+              <w:left w:w="70" w:type="dxa"/>
+              <w:bottom w:w="50" w:type="dxa"/>
+              <w:right w:w="70" w:type="dxa"/>
+            </w:tcMar>
+          </w:tcPr>
+          <w:p>
+            <w:pPr>
+              <w:jc w:val="center"/>
+            </w:pPr>
+            <w:r>
+              <w:rPr>
+                <w:rFonts w:eastAsia="Times New Roman" w:cs="Times New Roman"/>
+                <w:sz w:val="18"/>
+                <w:szCs w:val="18"/>
+              </w:rPr>
+              <w:t>2025</w:t>
+            </w:r>
+          </w:p>
+        </w:tc>
+      </w:tr>
+      <w:tr>
+        <w:tblPrEx>
+          <w:tblCellMar>
+            <w:top w:w="0" w:type="dxa"/>
+            <w:bottom w:w="0" w:type="dxa"/>
+          </w:tblCellMar>
+        </w:tblPrEx>
+        <w:trPr>
+          <w:cantSplit/>
+        </w:trPr>
+        <w:tc>
+          <w:tcPr>
+            <w:tcW w:w="1150" w:type="dxa"/>
+            <w:tcBorders>
+              <w:top w:val="single" w:sz="4" w:space="0" w:color="808080"/>
+              <w:left w:val="single" w:sz="4" w:space="0" w:color="808080"/>
+              <w:bottom w:val="single" w:sz="4" w:space="0" w:color="808080"/>
+              <w:right w:val="single" w:sz="4" w:space="0" w:color="808080"/>
+            </w:tcBorders>
+            <w:tcMar>
+              <w:top w:w="50" w:type="dxa"/>
+              <w:left w:w="70" w:type="dxa"/>
+              <w:bottom w:w="50" w:type="dxa"/>
+              <w:right w:w="70" w:type="dxa"/>
+            </w:tcMar>
+          </w:tcPr>
+          <w:p>
+            <w:pPr>
+              <w:jc w:val="center"/>
+            </w:pPr>
+            <w:r>
+              <w:rPr>
+                <w:rFonts w:eastAsia="Times New Roman" w:cs="Times New Roman"/>
+                <w:b/>
+                <w:bCs/>
+                <w:sz w:val="18"/>
+                <w:szCs w:val="18"/>
+              </w:rPr>
+              <w:t>[4]</w:t>
+            </w:r>
+          </w:p>
+        </w:tc>
+        <w:tc>
+          <w:tcPr>
+            <w:tcW w:w="1900" w:type="dxa"/>
+            <w:tcBorders>
+              <w:top w:val="single" w:sz="4" w:space="0" w:color="808080"/>
+              <w:left w:val="single" w:sz="4" w:space="0" w:color="808080"/>
+              <w:bottom w:val="single" w:sz="4" w:space="0" w:color="808080"/>
+              <w:right w:val="single" w:sz="4" w:space="0" w:color="808080"/>
+            </w:tcBorders>
+            <w:tcMar>
+              <w:top w:w="50" w:type="dxa"/>
+              <w:left w:w="70" w:type="dxa"/>
+              <w:bottom w:w="50" w:type="dxa"/>
+              <w:right w:w="70" w:type="dxa"/>
+            </w:tcMar>
+          </w:tcPr>
+          <w:p>
+            <w:r>
+              <w:rPr>
+                <w:rFonts w:eastAsia="Times New Roman" w:cs="Times New Roman"/>
+                <w:sz w:val="18"/>
+                <w:szCs w:val="18"/>
+              </w:rPr>
+              <w:t>Adult ward admissions from three U.S. health systems: development n = 901,491; retrospective validation n = 1,769,461; prospective validation n = 205,946; external validation in 21 hospitals.</w:t>
+            </w:r>
+          </w:p>
+        </w:tc>
+        <w:tc>
+          <w:tcPr>
+            <w:tcW w:w="2400" w:type="dxa"/>
+            <w:tcBorders>
+              <w:top w:val="single" w:sz="4" w:space="0" w:color="808080"/>
+              <w:left w:val="single" w:sz="4" w:space="0" w:color="808080"/>
+              <w:bottom w:val="single" w:sz="4" w:space="0" w:color="808080"/>
+              <w:right w:val="single" w:sz="4" w:space="0" w:color="808080"/>
+            </w:tcBorders>
+            <w:tcMar>
+              <w:top w:w="50" w:type="dxa"/>
+              <w:left w:w="70" w:type="dxa"/>
+              <w:bottom w:w="50" w:type="dxa"/>
+              <w:right w:w="70" w:type="dxa"/>
+            </w:tcMar>
+          </w:tcPr>
+          <w:p>
+            <w:r>
+              <w:rPr>
+                <w:rFonts w:eastAsia="Times New Roman" w:cs="Times New Roman"/>
+                <w:sz w:val="18"/>
+                <w:szCs w:val="18"/>
+              </w:rPr>
+              <w:t xml:space="preserve">97 features (demographics, vital signs, laboratory values, documentation, temporal trends); implausible values set to missing; carry-forward imputation (blood gas and lactate up to 24 h); 8-h intervals; </w:t>
+            </w:r>
+            <w:proofErr w:type="spellStart"/>
+            <w:r>
+              <w:rPr>
+                <w:rFonts w:eastAsia="Times New Roman" w:cs="Times New Roman"/>
+                <w:sz w:val="18"/>
+                <w:szCs w:val="18"/>
+              </w:rPr>
+              <w:t>downsampling</w:t>
+            </w:r>
+            <w:proofErr w:type="spellEnd"/>
+            <w:r>
+              <w:rPr>
+                <w:rFonts w:eastAsia="Times New Roman" w:cs="Times New Roman"/>
+                <w:sz w:val="18"/>
+                <w:szCs w:val="18"/>
+              </w:rPr>
+              <w:t>.</w:t>
+            </w:r>
+          </w:p>
+        </w:tc>
+        <w:tc>
+          <w:tcPr>
+            <w:tcW w:w="1600" w:type="dxa"/>
+            <w:tcBorders>
+              <w:top w:val="single" w:sz="4" w:space="0" w:color="808080"/>
+              <w:left w:val="single" w:sz="4" w:space="0" w:color="808080"/>
+              <w:bottom w:val="single" w:sz="4" w:space="0" w:color="808080"/>
+              <w:right w:val="single" w:sz="4" w:space="0" w:color="808080"/>
+            </w:tcBorders>
+            <w:tcMar>
+              <w:top w:w="50" w:type="dxa"/>
+              <w:left w:w="70" w:type="dxa"/>
+              <w:bottom w:w="50" w:type="dxa"/>
+              <w:right w:w="70" w:type="dxa"/>
+            </w:tcMar>
+          </w:tcPr>
+          <w:p>
+            <w:r>
+              <w:rPr>
+                <w:rFonts w:eastAsia="Times New Roman" w:cs="Times New Roman"/>
+                <w:sz w:val="18"/>
+                <w:szCs w:val="18"/>
+              </w:rPr>
+              <w:t>Gradient-boosted trees with discrete-time survival analysis (eCARTv5); compared with eCARTv2, NEWS, and MEWS.</w:t>
+            </w:r>
+          </w:p>
+        </w:tc>
+        <w:tc>
+          <w:tcPr>
+            <w:tcW w:w="1900" w:type="dxa"/>
+            <w:tcBorders>
+              <w:top w:val="single" w:sz="4" w:space="0" w:color="808080"/>
+              <w:left w:val="single" w:sz="4" w:space="0" w:color="808080"/>
+              <w:bottom w:val="single" w:sz="4" w:space="0" w:color="808080"/>
+              <w:right w:val="single" w:sz="4" w:space="0" w:color="808080"/>
+            </w:tcBorders>
+            <w:tcMar>
+              <w:top w:w="50" w:type="dxa"/>
+              <w:left w:w="70" w:type="dxa"/>
+              <w:bottom w:w="50" w:type="dxa"/>
+              <w:right w:w="70" w:type="dxa"/>
+            </w:tcMar>
+          </w:tcPr>
+          <w:p>
+            <w:r>
+              <w:rPr>
+                <w:rFonts w:eastAsia="Times New Roman" w:cs="Times New Roman"/>
+                <w:sz w:val="18"/>
+                <w:szCs w:val="18"/>
+              </w:rPr>
+              <w:t>5-fold CV for hyperparameter tuning; retrospective external and prospective real-time validation (2023–2024); subgroup analyses.</w:t>
+            </w:r>
+          </w:p>
+        </w:tc>
+        <w:tc>
+          <w:tcPr>
+            <w:tcW w:w="2650" w:type="dxa"/>
+            <w:tcBorders>
+              <w:top w:val="single" w:sz="4" w:space="0" w:color="808080"/>
+              <w:left w:val="single" w:sz="4" w:space="0" w:color="808080"/>
+              <w:bottom w:val="single" w:sz="4" w:space="0" w:color="808080"/>
+              <w:right w:val="single" w:sz="4" w:space="0" w:color="808080"/>
+            </w:tcBorders>
+            <w:tcMar>
+              <w:top w:w="50" w:type="dxa"/>
+              <w:left w:w="70" w:type="dxa"/>
+              <w:bottom w:w="50" w:type="dxa"/>
+              <w:right w:w="70" w:type="dxa"/>
+            </w:tcMar>
+          </w:tcPr>
+          <w:p>
+            <w:r>
+              <w:rPr>
+                <w:rFonts w:eastAsia="Times New Roman" w:cs="Times New Roman"/>
+                <w:sz w:val="18"/>
+                <w:szCs w:val="18"/>
+              </w:rPr>
+              <w:t>AUROC 0.834 (retrospective) and 0.828 (prospective), outperforming all comparators; subgroup AUROC 0.810–0.909. Calibration and lead time also assessed.</w:t>
+            </w:r>
+          </w:p>
+        </w:tc>
+        <w:tc>
+          <w:tcPr>
+            <w:tcW w:w="3098" w:type="dxa"/>
+            <w:tcBorders>
+              <w:top w:val="single" w:sz="4" w:space="0" w:color="808080"/>
+              <w:left w:val="single" w:sz="4" w:space="0" w:color="808080"/>
+              <w:bottom w:val="single" w:sz="4" w:space="0" w:color="808080"/>
+              <w:right w:val="single" w:sz="4" w:space="0" w:color="808080"/>
+            </w:tcBorders>
+            <w:tcMar>
+              <w:top w:w="50" w:type="dxa"/>
+              <w:left w:w="70" w:type="dxa"/>
+              <w:bottom w:w="50" w:type="dxa"/>
+              <w:right w:w="70" w:type="dxa"/>
+            </w:tcMar>
+          </w:tcPr>
+          <w:p>
+            <w:r>
+              <w:rPr>
+                <w:rFonts w:eastAsia="Times New Roman" w:cs="Times New Roman"/>
+                <w:sz w:val="18"/>
+                <w:szCs w:val="18"/>
+              </w:rPr>
+              <w:t xml:space="preserve">GBM models are difficult to interpret and require </w:t>
+            </w:r>
+            <w:proofErr w:type="spellStart"/>
+            <w:r>
+              <w:rPr>
+                <w:rFonts w:eastAsia="Times New Roman" w:cs="Times New Roman"/>
+                <w:sz w:val="18"/>
+                <w:szCs w:val="18"/>
+              </w:rPr>
+              <w:t>explainability</w:t>
+            </w:r>
+            <w:proofErr w:type="spellEnd"/>
+            <w:r>
+              <w:rPr>
+                <w:rFonts w:eastAsia="Times New Roman" w:cs="Times New Roman"/>
+                <w:sz w:val="18"/>
+                <w:szCs w:val="18"/>
+              </w:rPr>
+              <w:t xml:space="preserve"> methods. Other ML approaches and comparator scores were not evaluated, and it could not be determined whether ICU transfers were expected or unanticipated. High discrimination may not improve outcomes; prospective implementation is needed to assess impact on patient care.</w:t>
+            </w:r>
+          </w:p>
+        </w:tc>
+        <w:tc>
+          <w:tcPr>
+            <w:tcW w:w="700" w:type="dxa"/>
+            <w:tcBorders>
+              <w:top w:val="single" w:sz="4" w:space="0" w:color="808080"/>
+              <w:left w:val="single" w:sz="4" w:space="0" w:color="808080"/>
+              <w:bottom w:val="single" w:sz="4" w:space="0" w:color="808080"/>
+              <w:right w:val="single" w:sz="4" w:space="0" w:color="808080"/>
+            </w:tcBorders>
+            <w:tcMar>
+              <w:top w:w="50" w:type="dxa"/>
+              <w:left w:w="70" w:type="dxa"/>
+              <w:bottom w:w="50" w:type="dxa"/>
+              <w:right w:w="70" w:type="dxa"/>
+            </w:tcMar>
+          </w:tcPr>
+          <w:p>
+            <w:pPr>
+              <w:jc w:val="center"/>
+            </w:pPr>
+            <w:r>
+              <w:rPr>
+                <w:rFonts w:eastAsia="Times New Roman" w:cs="Times New Roman"/>
+                <w:sz w:val="18"/>
+                <w:szCs w:val="18"/>
+              </w:rPr>
+              <w:t>2025</w:t>
+            </w:r>
+          </w:p>
+        </w:tc>
+      </w:tr>
+      <w:tr>
+        <w:tblPrEx>
+          <w:tblCellMar>
+            <w:top w:w="0" w:type="dxa"/>
+            <w:bottom w:w="0" w:type="dxa"/>
+          </w:tblCellMar>
+        </w:tblPrEx>
+        <w:trPr>
+          <w:cantSplit/>
+        </w:trPr>
+        <w:tc>
+          <w:tcPr>
+            <w:tcW w:w="1150" w:type="dxa"/>
+            <w:tcBorders>
+              <w:top w:val="single" w:sz="4" w:space="0" w:color="808080"/>
+              <w:left w:val="single" w:sz="4" w:space="0" w:color="808080"/>
+              <w:bottom w:val="single" w:sz="4" w:space="0" w:color="808080"/>
+              <w:right w:val="single" w:sz="4" w:space="0" w:color="808080"/>
+            </w:tcBorders>
+            <w:tcMar>
+              <w:top w:w="50" w:type="dxa"/>
+              <w:left w:w="70" w:type="dxa"/>
+              <w:bottom w:w="50" w:type="dxa"/>
+              <w:right w:w="70" w:type="dxa"/>
+            </w:tcMar>
+          </w:tcPr>
+          <w:p>
+            <w:pPr>
+              <w:jc w:val="center"/>
+            </w:pPr>
+            <w:r>
+              <w:rPr>
+                <w:rFonts w:eastAsia="Times New Roman" w:cs="Times New Roman"/>
+                <w:b/>
+                <w:bCs/>
+                <w:sz w:val="18"/>
+                <w:szCs w:val="18"/>
+              </w:rPr>
+              <w:lastRenderedPageBreak/>
+              <w:t>[5]</w:t>
+            </w:r>
+          </w:p>
+        </w:tc>
+        <w:tc>
+          <w:tcPr>
+            <w:tcW w:w="1900" w:type="dxa"/>
+            <w:tcBorders>
+              <w:top w:val="single" w:sz="4" w:space="0" w:color="808080"/>
+              <w:left w:val="single" w:sz="4" w:space="0" w:color="808080"/>
+              <w:bottom w:val="single" w:sz="4" w:space="0" w:color="808080"/>
+              <w:right w:val="single" w:sz="4" w:space="0" w:color="808080"/>
+            </w:tcBorders>
+            <w:tcMar>
+              <w:top w:w="50" w:type="dxa"/>
+              <w:left w:w="70" w:type="dxa"/>
+              <w:bottom w:w="50" w:type="dxa"/>
+              <w:right w:w="70" w:type="dxa"/>
+            </w:tcMar>
+          </w:tcPr>
+          <w:p>
+            <w:r>
+              <w:rPr>
+                <w:rFonts w:eastAsia="Times New Roman" w:cs="Times New Roman"/>
+                <w:sz w:val="18"/>
+                <w:szCs w:val="18"/>
+              </w:rPr>
+              <w:t xml:space="preserve">MIMIC-IV (development; n = 23,909; 452 IHCA), </w:t>
+            </w:r>
+            <w:proofErr w:type="spellStart"/>
+            <w:r>
+              <w:rPr>
+                <w:rFonts w:eastAsia="Times New Roman" w:cs="Times New Roman"/>
+                <w:sz w:val="18"/>
+                <w:szCs w:val="18"/>
+              </w:rPr>
+              <w:t>eICU</w:t>
+            </w:r>
+            <w:proofErr w:type="spellEnd"/>
+            <w:r>
+              <w:rPr>
+                <w:rFonts w:eastAsia="Times New Roman" w:cs="Times New Roman"/>
+                <w:sz w:val="18"/>
+                <w:szCs w:val="18"/>
+              </w:rPr>
+              <w:t>-CRD (external; n = 10,049; 85 IHCA), and NTUH (clinical validation; 1,935 IHCA, 3,692 controls); adults with ICU stay ≥24 h.</w:t>
+            </w:r>
+          </w:p>
+        </w:tc>
+        <w:tc>
+          <w:tcPr>
+            <w:tcW w:w="2400" w:type="dxa"/>
+            <w:tcBorders>
+              <w:top w:val="single" w:sz="4" w:space="0" w:color="808080"/>
+              <w:left w:val="single" w:sz="4" w:space="0" w:color="808080"/>
+              <w:bottom w:val="single" w:sz="4" w:space="0" w:color="808080"/>
+              <w:right w:val="single" w:sz="4" w:space="0" w:color="808080"/>
+            </w:tcBorders>
+            <w:tcMar>
+              <w:top w:w="50" w:type="dxa"/>
+              <w:left w:w="70" w:type="dxa"/>
+              <w:bottom w:w="50" w:type="dxa"/>
+              <w:right w:w="70" w:type="dxa"/>
+            </w:tcMar>
+          </w:tcPr>
+          <w:p>
+            <w:r>
+              <w:rPr>
+                <w:rFonts w:eastAsia="Times New Roman" w:cs="Times New Roman"/>
+                <w:sz w:val="18"/>
+                <w:szCs w:val="18"/>
+              </w:rPr>
+              <w:t>Baseline features plus six hourly vital signs from the preceding 24 h; last observation carried forward; SMOTE; RF importance and SHAP for interpretation.</w:t>
+            </w:r>
+          </w:p>
+        </w:tc>
+        <w:tc>
+          <w:tcPr>
+            <w:tcW w:w="1600" w:type="dxa"/>
+            <w:tcBorders>
+              <w:top w:val="single" w:sz="4" w:space="0" w:color="808080"/>
+              <w:left w:val="single" w:sz="4" w:space="0" w:color="808080"/>
+              <w:bottom w:val="single" w:sz="4" w:space="0" w:color="808080"/>
+              <w:right w:val="single" w:sz="4" w:space="0" w:color="808080"/>
+            </w:tcBorders>
+            <w:tcMar>
+              <w:top w:w="50" w:type="dxa"/>
+              <w:left w:w="70" w:type="dxa"/>
+              <w:bottom w:w="50" w:type="dxa"/>
+              <w:right w:w="70" w:type="dxa"/>
+            </w:tcMar>
+          </w:tcPr>
+          <w:p>
+            <w:r>
+              <w:rPr>
+                <w:rFonts w:eastAsia="Times New Roman" w:cs="Times New Roman"/>
+                <w:sz w:val="18"/>
+                <w:szCs w:val="18"/>
+              </w:rPr>
+              <w:t xml:space="preserve">Stacked ensemble: RF (baseline features) and LSTM (vital-sign series) combined by SVM; compared with LR, KNN, and </w:t>
+            </w:r>
+            <w:proofErr w:type="spellStart"/>
+            <w:r>
+              <w:rPr>
+                <w:rFonts w:eastAsia="Times New Roman" w:cs="Times New Roman"/>
+                <w:sz w:val="18"/>
+                <w:szCs w:val="18"/>
+              </w:rPr>
+              <w:t>XGBoost</w:t>
+            </w:r>
+            <w:proofErr w:type="spellEnd"/>
+            <w:r>
+              <w:rPr>
+                <w:rFonts w:eastAsia="Times New Roman" w:cs="Times New Roman"/>
+                <w:sz w:val="18"/>
+                <w:szCs w:val="18"/>
+              </w:rPr>
+              <w:t>.</w:t>
+            </w:r>
+          </w:p>
+        </w:tc>
+        <w:tc>
+          <w:tcPr>
+            <w:tcW w:w="1900" w:type="dxa"/>
+            <w:tcBorders>
+              <w:top w:val="single" w:sz="4" w:space="0" w:color="808080"/>
+              <w:left w:val="single" w:sz="4" w:space="0" w:color="808080"/>
+              <w:bottom w:val="single" w:sz="4" w:space="0" w:color="808080"/>
+              <w:right w:val="single" w:sz="4" w:space="0" w:color="808080"/>
+            </w:tcBorders>
+            <w:tcMar>
+              <w:top w:w="50" w:type="dxa"/>
+              <w:left w:w="70" w:type="dxa"/>
+              <w:bottom w:w="50" w:type="dxa"/>
+              <w:right w:w="70" w:type="dxa"/>
+            </w:tcMar>
+          </w:tcPr>
+          <w:p>
+            <w:r>
+              <w:rPr>
+                <w:rFonts w:eastAsia="Times New Roman" w:cs="Times New Roman"/>
+                <w:sz w:val="18"/>
+                <w:szCs w:val="18"/>
+              </w:rPr>
+              <w:t xml:space="preserve">5-fold CV with grid search on MIMIC-IV; external validation on </w:t>
+            </w:r>
+            <w:proofErr w:type="spellStart"/>
+            <w:r>
+              <w:rPr>
+                <w:rFonts w:eastAsia="Times New Roman" w:cs="Times New Roman"/>
+                <w:sz w:val="18"/>
+                <w:szCs w:val="18"/>
+              </w:rPr>
+              <w:t>eICU</w:t>
+            </w:r>
+            <w:proofErr w:type="spellEnd"/>
+            <w:r>
+              <w:rPr>
+                <w:rFonts w:eastAsia="Times New Roman" w:cs="Times New Roman"/>
+                <w:sz w:val="18"/>
+                <w:szCs w:val="18"/>
+              </w:rPr>
+              <w:t>-CRD; clinical validation on NTUH.</w:t>
+            </w:r>
+          </w:p>
+        </w:tc>
+        <w:tc>
+          <w:tcPr>
+            <w:tcW w:w="2650" w:type="dxa"/>
+            <w:tcBorders>
+              <w:top w:val="single" w:sz="4" w:space="0" w:color="808080"/>
+              <w:left w:val="single" w:sz="4" w:space="0" w:color="808080"/>
+              <w:bottom w:val="single" w:sz="4" w:space="0" w:color="808080"/>
+              <w:right w:val="single" w:sz="4" w:space="0" w:color="808080"/>
+            </w:tcBorders>
+            <w:tcMar>
+              <w:top w:w="50" w:type="dxa"/>
+              <w:left w:w="70" w:type="dxa"/>
+              <w:bottom w:w="50" w:type="dxa"/>
+              <w:right w:w="70" w:type="dxa"/>
+            </w:tcMar>
+          </w:tcPr>
+          <w:p>
+            <w:r>
+              <w:rPr>
+                <w:rFonts w:eastAsia="Times New Roman" w:cs="Times New Roman"/>
+                <w:sz w:val="18"/>
+                <w:szCs w:val="18"/>
+              </w:rPr>
+              <w:t>At 1 h before IHCA: AUROC 0.91 (MIMIC-IV), 0.89 (</w:t>
+            </w:r>
+            <w:proofErr w:type="spellStart"/>
+            <w:r>
+              <w:rPr>
+                <w:rFonts w:eastAsia="Times New Roman" w:cs="Times New Roman"/>
+                <w:sz w:val="18"/>
+                <w:szCs w:val="18"/>
+              </w:rPr>
+              <w:t>eICU</w:t>
+            </w:r>
+            <w:proofErr w:type="spellEnd"/>
+            <w:r>
+              <w:rPr>
+                <w:rFonts w:eastAsia="Times New Roman" w:cs="Times New Roman"/>
+                <w:sz w:val="18"/>
+                <w:szCs w:val="18"/>
+              </w:rPr>
+              <w:t>-CRD), and ≈0.945 (NTUH). Identified &gt;70% of at-risk patients 12 h before arrest, outperforming CART.</w:t>
+            </w:r>
+          </w:p>
+        </w:tc>
+        <w:tc>
+          <w:tcPr>
+            <w:tcW w:w="3098" w:type="dxa"/>
+            <w:tcBorders>
+              <w:top w:val="single" w:sz="4" w:space="0" w:color="808080"/>
+              <w:left w:val="single" w:sz="4" w:space="0" w:color="808080"/>
+              <w:bottom w:val="single" w:sz="4" w:space="0" w:color="808080"/>
+              <w:right w:val="single" w:sz="4" w:space="0" w:color="808080"/>
+            </w:tcBorders>
+            <w:tcMar>
+              <w:top w:w="50" w:type="dxa"/>
+              <w:left w:w="70" w:type="dxa"/>
+              <w:bottom w:w="50" w:type="dxa"/>
+              <w:right w:w="70" w:type="dxa"/>
+            </w:tcMar>
+          </w:tcPr>
+          <w:p>
+            <w:r>
+              <w:rPr>
+                <w:rFonts w:eastAsia="Times New Roman" w:cs="Times New Roman"/>
+                <w:sz w:val="18"/>
+                <w:szCs w:val="18"/>
+              </w:rPr>
+              <w:t>Data were drawn from a single medical center, and reasons for irregular EHR sampling could not be determined. Interventions, temperature, and mental status were omitted owing to complexity and missingness. IHCA labels relied on procedure codes and epinephrine dosing, which may be affected by delayed or inconsistent documentation; manual review of vital signs was used to reduce this bias.</w:t>
+            </w:r>
+          </w:p>
+        </w:tc>
+        <w:tc>
+          <w:tcPr>
+            <w:tcW w:w="700" w:type="dxa"/>
+            <w:tcBorders>
+              <w:top w:val="single" w:sz="4" w:space="0" w:color="808080"/>
+              <w:left w:val="single" w:sz="4" w:space="0" w:color="808080"/>
+              <w:bottom w:val="single" w:sz="4" w:space="0" w:color="808080"/>
+              <w:right w:val="single" w:sz="4" w:space="0" w:color="808080"/>
+            </w:tcBorders>
+            <w:tcMar>
+              <w:top w:w="50" w:type="dxa"/>
+              <w:left w:w="70" w:type="dxa"/>
+              <w:bottom w:w="50" w:type="dxa"/>
+              <w:right w:w="70" w:type="dxa"/>
+            </w:tcMar>
+          </w:tcPr>
+          <w:p>
+            <w:pPr>
+              <w:jc w:val="center"/>
+            </w:pPr>
+            <w:r>
+              <w:rPr>
+                <w:rFonts w:eastAsia="Times New Roman" w:cs="Times New Roman"/>
+                <w:sz w:val="18"/>
+                <w:szCs w:val="18"/>
+              </w:rPr>
+              <w:t>2024</w:t>
+            </w:r>
+          </w:p>
+        </w:tc>
+      </w:tr>
+      <w:tr>
+        <w:tblPrEx>
+          <w:tblCellMar>
+            <w:top w:w="0" w:type="dxa"/>
+            <w:bottom w:w="0" w:type="dxa"/>
+          </w:tblCellMar>
+        </w:tblPrEx>
+        <w:trPr>
+          <w:cantSplit/>
+        </w:trPr>
+        <w:tc>
+          <w:tcPr>
+            <w:tcW w:w="1150" w:type="dxa"/>
+            <w:tcBorders>
+              <w:top w:val="single" w:sz="4" w:space="0" w:color="808080"/>
+              <w:left w:val="single" w:sz="4" w:space="0" w:color="808080"/>
+              <w:bottom w:val="single" w:sz="4" w:space="0" w:color="808080"/>
+              <w:right w:val="single" w:sz="4" w:space="0" w:color="808080"/>
+            </w:tcBorders>
+            <w:tcMar>
+              <w:top w:w="50" w:type="dxa"/>
+              <w:left w:w="70" w:type="dxa"/>
+              <w:bottom w:w="50" w:type="dxa"/>
+              <w:right w:w="70" w:type="dxa"/>
+            </w:tcMar>
+          </w:tcPr>
+          <w:p>
+            <w:pPr>
+              <w:jc w:val="center"/>
+            </w:pPr>
+            <w:r>
+              <w:rPr>
+                <w:rFonts w:eastAsia="Times New Roman" w:cs="Times New Roman"/>
+                <w:b/>
+                <w:bCs/>
+                <w:sz w:val="18"/>
+                <w:szCs w:val="18"/>
+              </w:rPr>
+              <w:t>[6]</w:t>
+            </w:r>
+          </w:p>
+        </w:tc>
+        <w:tc>
+          <w:tcPr>
+            <w:tcW w:w="1900" w:type="dxa"/>
+            <w:tcBorders>
+              <w:top w:val="single" w:sz="4" w:space="0" w:color="808080"/>
+              <w:left w:val="single" w:sz="4" w:space="0" w:color="808080"/>
+              <w:bottom w:val="single" w:sz="4" w:space="0" w:color="808080"/>
+              <w:right w:val="single" w:sz="4" w:space="0" w:color="808080"/>
+            </w:tcBorders>
+            <w:tcMar>
+              <w:top w:w="50" w:type="dxa"/>
+              <w:left w:w="70" w:type="dxa"/>
+              <w:bottom w:w="50" w:type="dxa"/>
+              <w:right w:w="70" w:type="dxa"/>
+            </w:tcMar>
+          </w:tcPr>
+          <w:p>
+            <w:r>
+              <w:rPr>
+                <w:rFonts w:eastAsia="Times New Roman" w:cs="Times New Roman"/>
+                <w:sz w:val="18"/>
+                <w:szCs w:val="18"/>
+              </w:rPr>
+              <w:t>9 studies (2001–2019); 879,224 adult inpatients; sample sizes 702–374,605.</w:t>
+            </w:r>
+          </w:p>
+        </w:tc>
+        <w:tc>
+          <w:tcPr>
+            <w:tcW w:w="2400" w:type="dxa"/>
+            <w:tcBorders>
+              <w:top w:val="single" w:sz="4" w:space="0" w:color="808080"/>
+              <w:left w:val="single" w:sz="4" w:space="0" w:color="808080"/>
+              <w:bottom w:val="single" w:sz="4" w:space="0" w:color="808080"/>
+              <w:right w:val="single" w:sz="4" w:space="0" w:color="808080"/>
+            </w:tcBorders>
+            <w:tcMar>
+              <w:top w:w="50" w:type="dxa"/>
+              <w:left w:w="70" w:type="dxa"/>
+              <w:bottom w:w="50" w:type="dxa"/>
+              <w:right w:w="70" w:type="dxa"/>
+            </w:tcMar>
+          </w:tcPr>
+          <w:p>
+            <w:r>
+              <w:rPr>
+                <w:rFonts w:eastAsia="Times New Roman" w:cs="Times New Roman"/>
+                <w:sz w:val="18"/>
+                <w:szCs w:val="18"/>
+              </w:rPr>
+              <w:t>4–33 predictors per study (vital signs, consciousness, demographics, laboratory data); missing-data handling identified as a methodological concern.</w:t>
+            </w:r>
+          </w:p>
+        </w:tc>
+        <w:tc>
+          <w:tcPr>
+            <w:tcW w:w="1600" w:type="dxa"/>
+            <w:tcBorders>
+              <w:top w:val="single" w:sz="4" w:space="0" w:color="808080"/>
+              <w:left w:val="single" w:sz="4" w:space="0" w:color="808080"/>
+              <w:bottom w:val="single" w:sz="4" w:space="0" w:color="808080"/>
+              <w:right w:val="single" w:sz="4" w:space="0" w:color="808080"/>
+            </w:tcBorders>
+            <w:tcMar>
+              <w:top w:w="50" w:type="dxa"/>
+              <w:left w:w="70" w:type="dxa"/>
+              <w:bottom w:w="50" w:type="dxa"/>
+              <w:right w:w="70" w:type="dxa"/>
+            </w:tcMar>
+          </w:tcPr>
+          <w:p>
+            <w:r>
+              <w:rPr>
+                <w:rFonts w:eastAsia="Times New Roman" w:cs="Times New Roman"/>
+                <w:sz w:val="18"/>
+                <w:szCs w:val="18"/>
+              </w:rPr>
+              <w:t>ANN, LSTM, MLP, RNN, RF, SVM, GBM, KNN, decision and bagged trees; compared with MEWS.</w:t>
+            </w:r>
+          </w:p>
+        </w:tc>
+        <w:tc>
+          <w:tcPr>
+            <w:tcW w:w="1900" w:type="dxa"/>
+            <w:tcBorders>
+              <w:top w:val="single" w:sz="4" w:space="0" w:color="808080"/>
+              <w:left w:val="single" w:sz="4" w:space="0" w:color="808080"/>
+              <w:bottom w:val="single" w:sz="4" w:space="0" w:color="808080"/>
+              <w:right w:val="single" w:sz="4" w:space="0" w:color="808080"/>
+            </w:tcBorders>
+            <w:tcMar>
+              <w:top w:w="50" w:type="dxa"/>
+              <w:left w:w="70" w:type="dxa"/>
+              <w:bottom w:w="50" w:type="dxa"/>
+              <w:right w:w="70" w:type="dxa"/>
+            </w:tcMar>
+          </w:tcPr>
+          <w:p>
+            <w:r>
+              <w:rPr>
+                <w:rFonts w:eastAsia="Times New Roman" w:cs="Times New Roman"/>
+                <w:sz w:val="18"/>
+                <w:szCs w:val="18"/>
+              </w:rPr>
+              <w:t>PRISMA, CHARMS, and PROBAST; 2 prospective and 7 retrospective cohorts; no meta-analysis owing to heterogeneity.</w:t>
+            </w:r>
+          </w:p>
+        </w:tc>
+        <w:tc>
+          <w:tcPr>
+            <w:tcW w:w="2650" w:type="dxa"/>
+            <w:tcBorders>
+              <w:top w:val="single" w:sz="4" w:space="0" w:color="808080"/>
+              <w:left w:val="single" w:sz="4" w:space="0" w:color="808080"/>
+              <w:bottom w:val="single" w:sz="4" w:space="0" w:color="808080"/>
+              <w:right w:val="single" w:sz="4" w:space="0" w:color="808080"/>
+            </w:tcBorders>
+            <w:tcMar>
+              <w:top w:w="50" w:type="dxa"/>
+              <w:left w:w="70" w:type="dxa"/>
+              <w:bottom w:w="50" w:type="dxa"/>
+              <w:right w:w="70" w:type="dxa"/>
+            </w:tcMar>
+          </w:tcPr>
+          <w:p>
+            <w:r>
+              <w:rPr>
+                <w:rFonts w:eastAsia="Times New Roman" w:cs="Times New Roman"/>
+                <w:sz w:val="18"/>
+                <w:szCs w:val="18"/>
+              </w:rPr>
+              <w:t>ML AUROC 0.736–0.936 vs MEWS 0.603–0.886; ML outperformed MEWS in six studies. Best model: hybrid MLP–LSTM (AUROC 0.936).</w:t>
+            </w:r>
+          </w:p>
+        </w:tc>
+        <w:tc>
+          <w:tcPr>
+            <w:tcW w:w="3098" w:type="dxa"/>
+            <w:tcBorders>
+              <w:top w:val="single" w:sz="4" w:space="0" w:color="808080"/>
+              <w:left w:val="single" w:sz="4" w:space="0" w:color="808080"/>
+              <w:bottom w:val="single" w:sz="4" w:space="0" w:color="808080"/>
+              <w:right w:val="single" w:sz="4" w:space="0" w:color="808080"/>
+            </w:tcBorders>
+            <w:tcMar>
+              <w:top w:w="50" w:type="dxa"/>
+              <w:left w:w="70" w:type="dxa"/>
+              <w:bottom w:w="50" w:type="dxa"/>
+              <w:right w:w="70" w:type="dxa"/>
+            </w:tcMar>
+          </w:tcPr>
+          <w:p>
+            <w:r>
+              <w:rPr>
+                <w:rFonts w:eastAsia="Times New Roman" w:cs="Times New Roman"/>
+                <w:sz w:val="18"/>
+                <w:szCs w:val="18"/>
+              </w:rPr>
+              <w:t>Possible selection bias despite a rigorous search (final search December 2020) and possible publication bias; the funnel plot suggested the latter, but the small number of studies precluded a firm conclusion.</w:t>
+            </w:r>
+          </w:p>
+        </w:tc>
+        <w:tc>
+          <w:tcPr>
+            <w:tcW w:w="700" w:type="dxa"/>
+            <w:tcBorders>
+              <w:top w:val="single" w:sz="4" w:space="0" w:color="808080"/>
+              <w:left w:val="single" w:sz="4" w:space="0" w:color="808080"/>
+              <w:bottom w:val="single" w:sz="4" w:space="0" w:color="808080"/>
+              <w:right w:val="single" w:sz="4" w:space="0" w:color="808080"/>
+            </w:tcBorders>
+            <w:tcMar>
+              <w:top w:w="50" w:type="dxa"/>
+              <w:left w:w="70" w:type="dxa"/>
+              <w:bottom w:w="50" w:type="dxa"/>
+              <w:right w:w="70" w:type="dxa"/>
+            </w:tcMar>
+          </w:tcPr>
+          <w:p>
+            <w:pPr>
+              <w:jc w:val="center"/>
+            </w:pPr>
+            <w:r>
+              <w:rPr>
+                <w:rFonts w:eastAsia="Times New Roman" w:cs="Times New Roman"/>
+                <w:sz w:val="18"/>
+                <w:szCs w:val="18"/>
+              </w:rPr>
+              <w:t>2022</w:t>
+            </w:r>
+          </w:p>
+        </w:tc>
+      </w:tr>
+    </w:tbl>
     <w:p>
       <w:pPr>
         <w:jc w:val="right"/>
@@ -2124,620 +4194,6 @@
         </w:sectPr>
       </w:pPr>
     </w:p>
-    <w:tbl>
-      <w:tblPr>
-        <w:tblStyle w:val="TableGrid"/>
-        <w:tblW w:w="0" w:type="auto"/>
-        <w:jc w:val="center"/>
-        <w:tblLook w:val="04A0" w:firstRow="1" w:lastRow="0" w:firstColumn="1" w:lastColumn="0" w:noHBand="0" w:noVBand="1"/>
-      </w:tblPr>
-      <w:tblGrid>
-        <w:gridCol w:w="2063"/>
-        <w:gridCol w:w="2669"/>
-        <w:gridCol w:w="2285"/>
-        <w:gridCol w:w="1941"/>
-        <w:gridCol w:w="2120"/>
-        <w:gridCol w:w="2870"/>
-      </w:tblGrid>
-      <w:tr>
-        <w:trPr>
-          <w:cnfStyle w:val="100000000000" w:firstRow="1" w:lastRow="0" w:firstColumn="0" w:lastColumn="0" w:oddVBand="0" w:evenVBand="0" w:oddHBand="0" w:evenHBand="0" w:firstRowFirstColumn="0" w:firstRowLastColumn="0" w:lastRowFirstColumn="0" w:lastRowLastColumn="0"/>
-          <w:jc w:val="center"/>
-        </w:trPr>
-        <w:tc>
-          <w:tcPr>
-            <w:tcW w:w="2538" w:type="dxa"/>
-            <w:shd w:val="clear" w:color="auto" w:fill="17365D"/>
-            <w:vAlign w:val="center"/>
-          </w:tcPr>
-          <w:p>
-            <w:r>
-              <w:lastRenderedPageBreak/>
-              <w:t>Paper Title &amp; Year</w:t>
-            </w:r>
-          </w:p>
-        </w:tc>
-        <w:tc>
-          <w:tcPr>
-            <w:tcW w:w="4860" w:type="dxa"/>
-            <w:shd w:val="clear" w:color="auto" w:fill="17365D"/>
-            <w:vAlign w:val="center"/>
-          </w:tcPr>
-          <w:p>
-            <w:r>
-              <w:t>Preprocessing &amp; Feature Extraction</w:t>
-            </w:r>
-          </w:p>
-        </w:tc>
-        <w:tc>
-          <w:tcPr>
-            <w:tcW w:w="4230" w:type="dxa"/>
-            <w:shd w:val="clear" w:color="auto" w:fill="17365D"/>
-            <w:vAlign w:val="center"/>
-          </w:tcPr>
-          <w:p>
-            <w:r>
-              <w:t>Model &amp; Architecture</w:t>
-            </w:r>
-          </w:p>
-        </w:tc>
-        <w:tc>
-          <w:tcPr>
-            <w:tcW w:w="3370" w:type="dxa"/>
-            <w:shd w:val="clear" w:color="auto" w:fill="17365D"/>
-            <w:vAlign w:val="center"/>
-          </w:tcPr>
-          <w:p>
-            <w:r>
-              <w:t>Dataset</w:t>
-            </w:r>
-          </w:p>
-        </w:tc>
-        <w:tc>
-          <w:tcPr>
-            <w:tcW w:w="3466" w:type="dxa"/>
-            <w:shd w:val="clear" w:color="auto" w:fill="17365D"/>
-            <w:vAlign w:val="center"/>
-          </w:tcPr>
-          <w:p>
-            <w:r>
-              <w:t>Results &amp; Performance</w:t>
-            </w:r>
-          </w:p>
-        </w:tc>
-        <w:tc>
-          <w:tcPr>
-            <w:tcW w:w="3640" w:type="dxa"/>
-            <w:shd w:val="clear" w:color="auto" w:fill="17365D"/>
-            <w:vAlign w:val="center"/>
-          </w:tcPr>
-          <w:p>
-            <w:r>
-              <w:t>Limitations</w:t>
-            </w:r>
-          </w:p>
-        </w:tc>
-      </w:tr>
-      <w:tr>
-        <w:trPr>
-          <w:trHeight w:val="1349"/>
-          <w:jc w:val="center"/>
-        </w:trPr>
-        <w:tc>
-          <w:tcPr>
-            <w:tcW w:w="2538" w:type="dxa"/>
-          </w:tcPr>
-          <w:p>
-            <w:pPr>
-              <w:rPr>
-                <w:sz w:val="24"/>
-                <w:szCs w:val="24"/>
-              </w:rPr>
-            </w:pPr>
-            <w:r>
-              <w:rPr>
-                <w:rFonts w:ascii="Aptos" w:hAnsi="Aptos"/>
-                <w:sz w:val="24"/>
-                <w:szCs w:val="24"/>
-              </w:rPr>
-              <w:t>Machine Learning-Based Early Warning System for Hemodynamic Deterioration in Cardiovascular ICU Patients</w:t>
-            </w:r>
-            <w:r>
-              <w:rPr>
-                <w:rFonts w:ascii="Aptos" w:hAnsi="Aptos"/>
-                <w:sz w:val="24"/>
-                <w:szCs w:val="24"/>
-              </w:rPr>
-              <w:br/>
-              <w:t>Gao et al. (2026)</w:t>
-            </w:r>
-          </w:p>
-        </w:tc>
-        <w:tc>
-          <w:tcPr>
-            <w:tcW w:w="4860" w:type="dxa"/>
-          </w:tcPr>
-          <w:p>
-            <w:r>
-              <w:rPr>
-                <w:rFonts w:ascii="Aptos" w:hAnsi="Aptos"/>
-              </w:rPr>
-              <w:t>MICE imputation; outlier screening; class balancing; admission-available demographics, histories, vital signs and laboratory measures. SHAP interpretation.</w:t>
-            </w:r>
-          </w:p>
-        </w:tc>
-        <w:tc>
-          <w:tcPr>
-            <w:tcW w:w="4230" w:type="dxa"/>
-          </w:tcPr>
-          <w:p>
-            <w:r>
-              <w:rPr>
-                <w:rFonts w:ascii="Aptos" w:hAnsi="Aptos"/>
-              </w:rPr>
-              <w:t>Eight ML algorithms compared, including logistic regression, RF and XGBoost. Random Forest performed best; hyperparameter tuning and stratified 10-fold CV. No neural layers.</w:t>
-            </w:r>
-          </w:p>
-        </w:tc>
-        <w:tc>
-          <w:tcPr>
-            <w:tcW w:w="3370" w:type="dxa"/>
-          </w:tcPr>
-          <w:p>
-            <w:r>
-              <w:rPr>
-                <w:rFonts w:ascii="Aptos" w:hAnsi="Aptos"/>
-              </w:rPr>
-              <w:t>MIMIC-IV: 46,007 admissions; eICU-CRD: 50,949 admissions. Bidirectional external validation.</w:t>
-            </w:r>
-          </w:p>
-        </w:tc>
-        <w:tc>
-          <w:tcPr>
-            <w:tcW w:w="3466" w:type="dxa"/>
-          </w:tcPr>
-          <w:p>
-            <w:r>
-              <w:rPr>
-                <w:rFonts w:ascii="Aptos" w:hAnsi="Aptos"/>
-              </w:rPr>
-              <w:t>External AUROC: 0.841 (</w:t>
-            </w:r>
-            <w:proofErr w:type="spellStart"/>
-            <w:r>
-              <w:rPr>
-                <w:rFonts w:ascii="Aptos" w:hAnsi="Aptos"/>
-              </w:rPr>
-              <w:t>MIMIC→eICU</w:t>
-            </w:r>
-            <w:proofErr w:type="spellEnd"/>
-            <w:r>
-              <w:rPr>
-                <w:rFonts w:ascii="Aptos" w:hAnsi="Aptos"/>
-              </w:rPr>
-              <w:t>) and 0.852 (</w:t>
-            </w:r>
-            <w:proofErr w:type="spellStart"/>
-            <w:r>
-              <w:rPr>
-                <w:rFonts w:ascii="Aptos" w:hAnsi="Aptos"/>
-              </w:rPr>
-              <w:t>eICU→MIMIC</w:t>
-            </w:r>
-            <w:proofErr w:type="spellEnd"/>
-            <w:r>
-              <w:rPr>
-                <w:rFonts w:ascii="Aptos" w:hAnsi="Aptos"/>
-              </w:rPr>
-              <w:t>). SOFA: 0.681; APACHE II: 0.747.</w:t>
-            </w:r>
-          </w:p>
-        </w:tc>
-        <w:tc>
-          <w:tcPr>
-            <w:tcW w:w="3640" w:type="dxa"/>
-          </w:tcPr>
-          <w:p>
-            <w:r>
-              <w:rPr>
-                <w:rFonts w:ascii="Aptos" w:hAnsi="Aptos"/>
-              </w:rPr>
-              <w:t>Retrospective design; missing/coding errors; temporal and institutional variation; limited geographic generalizability; no prospective validation.</w:t>
-            </w:r>
-          </w:p>
-        </w:tc>
-      </w:tr>
-      <w:tr>
-        <w:trPr>
-          <w:trHeight w:val="1277"/>
-          <w:jc w:val="center"/>
-        </w:trPr>
-        <w:tc>
-          <w:tcPr>
-            <w:tcW w:w="2538" w:type="dxa"/>
-            <w:shd w:val="clear" w:color="auto" w:fill="EFF4FA"/>
-          </w:tcPr>
-          <w:p>
-            <w:pPr>
-              <w:rPr>
-                <w:sz w:val="24"/>
-                <w:szCs w:val="24"/>
-              </w:rPr>
-            </w:pPr>
-            <w:r>
-              <w:rPr>
-                <w:rFonts w:ascii="Aptos" w:hAnsi="Aptos"/>
-                <w:sz w:val="24"/>
-                <w:szCs w:val="24"/>
-              </w:rPr>
-              <w:t>Early Prediction of Shock in ICU Patients by Machine Learning Using Discrete EHR Data</w:t>
-            </w:r>
-            <w:r>
-              <w:rPr>
-                <w:rFonts w:ascii="Aptos" w:hAnsi="Aptos"/>
-                <w:sz w:val="24"/>
-                <w:szCs w:val="24"/>
-              </w:rPr>
-              <w:br/>
-            </w:r>
-            <w:proofErr w:type="spellStart"/>
-            <w:r>
-              <w:rPr>
-                <w:rFonts w:ascii="Aptos" w:hAnsi="Aptos"/>
-                <w:sz w:val="24"/>
-                <w:szCs w:val="24"/>
-              </w:rPr>
-              <w:t>Jentzer</w:t>
-            </w:r>
-            <w:proofErr w:type="spellEnd"/>
-            <w:r>
-              <w:rPr>
-                <w:rFonts w:ascii="Aptos" w:hAnsi="Aptos"/>
-                <w:sz w:val="24"/>
-                <w:szCs w:val="24"/>
-              </w:rPr>
-              <w:t xml:space="preserve"> et al. (2025)</w:t>
-            </w:r>
-          </w:p>
-        </w:tc>
-        <w:tc>
-          <w:tcPr>
-            <w:tcW w:w="4860" w:type="dxa"/>
-            <w:shd w:val="clear" w:color="auto" w:fill="EFF4FA"/>
-          </w:tcPr>
-          <w:p>
-            <w:r>
-              <w:rPr>
-                <w:rFonts w:ascii="Aptos" w:hAnsi="Aptos"/>
-              </w:rPr>
-              <w:t>Vital signs from first 4 ICU hours; shock index and blood-pressure measures assessed. Imputation and feature selection not established from available excerpts.</w:t>
-            </w:r>
-          </w:p>
-        </w:tc>
-        <w:tc>
-          <w:tcPr>
-            <w:tcW w:w="4230" w:type="dxa"/>
-            <w:shd w:val="clear" w:color="auto" w:fill="EFF4FA"/>
-          </w:tcPr>
-          <w:p>
-            <w:r>
-              <w:rPr>
-                <w:rFonts w:ascii="Aptos" w:hAnsi="Aptos"/>
-              </w:rPr>
-              <w:t>Logistic regression, elastic net, boosted trees, RF and XGBoost compared. XGBoost performed best; no neural layers.</w:t>
-            </w:r>
-          </w:p>
-        </w:tc>
-        <w:tc>
-          <w:tcPr>
-            <w:tcW w:w="3370" w:type="dxa"/>
-            <w:shd w:val="clear" w:color="auto" w:fill="EFF4FA"/>
-          </w:tcPr>
-          <w:p>
-            <w:r>
-              <w:rPr>
-                <w:rFonts w:ascii="Aptos" w:hAnsi="Aptos"/>
-              </w:rPr>
-              <w:t>11,305 adult ICU patients without shock in first 4 hours; 483 developed shock (4.3%). Validation cohort: 2,826.</w:t>
-            </w:r>
-          </w:p>
-        </w:tc>
-        <w:tc>
-          <w:tcPr>
-            <w:tcW w:w="3466" w:type="dxa"/>
-            <w:shd w:val="clear" w:color="auto" w:fill="EFF4FA"/>
-          </w:tcPr>
-          <w:p>
-            <w:r>
-              <w:rPr>
-                <w:rFonts w:ascii="Aptos" w:hAnsi="Aptos"/>
-              </w:rPr>
-              <w:t>XGBoost AUROC: 0.82; accuracy: 81%; NPV ≥98%; PPV: 14%. RF: 0.79; boosted trees and elastic net: 0.76. Next-4-hour prediction.</w:t>
-            </w:r>
-          </w:p>
-        </w:tc>
-        <w:tc>
-          <w:tcPr>
-            <w:tcW w:w="3640" w:type="dxa"/>
-            <w:shd w:val="clear" w:color="auto" w:fill="EFF4FA"/>
-          </w:tcPr>
-          <w:p>
-            <w:r>
-              <w:rPr>
-                <w:rFonts w:ascii="Aptos" w:hAnsi="Aptos"/>
-              </w:rPr>
-              <w:t>Author-reported limitations not confirmed from supplied excerpts. Low PPV indicates a potential false-alert burden (inferred).</w:t>
-            </w:r>
-          </w:p>
-        </w:tc>
-      </w:tr>
-      <w:tr>
-        <w:trPr>
-          <w:jc w:val="center"/>
-        </w:trPr>
-        <w:tc>
-          <w:tcPr>
-            <w:tcW w:w="2538" w:type="dxa"/>
-          </w:tcPr>
-          <w:p>
-            <w:pPr>
-              <w:rPr>
-                <w:sz w:val="24"/>
-                <w:szCs w:val="24"/>
-              </w:rPr>
-            </w:pPr>
-            <w:r>
-              <w:rPr>
-                <w:rFonts w:ascii="Aptos" w:hAnsi="Aptos"/>
-                <w:sz w:val="24"/>
-                <w:szCs w:val="24"/>
-              </w:rPr>
-              <w:t xml:space="preserve">An Easy and Quick Risk-Stratified Early </w:t>
-            </w:r>
-            <w:r>
-              <w:rPr>
-                <w:rFonts w:ascii="Aptos" w:hAnsi="Aptos"/>
-                <w:sz w:val="24"/>
-                <w:szCs w:val="24"/>
-              </w:rPr>
-              <w:lastRenderedPageBreak/>
-              <w:t>Forewarning Model for Septic Shock in the ICU (SORP)</w:t>
-            </w:r>
-            <w:r>
-              <w:rPr>
-                <w:rFonts w:ascii="Aptos" w:hAnsi="Aptos"/>
-                <w:sz w:val="24"/>
-                <w:szCs w:val="24"/>
-              </w:rPr>
-              <w:br/>
-              <w:t>Liu et al. (2025)</w:t>
-            </w:r>
-          </w:p>
-        </w:tc>
-        <w:tc>
-          <w:tcPr>
-            <w:tcW w:w="4860" w:type="dxa"/>
-          </w:tcPr>
-          <w:p>
-            <w:r>
-              <w:rPr>
-                <w:rFonts w:ascii="Aptos" w:hAnsi="Aptos"/>
-              </w:rPr>
-              <w:lastRenderedPageBreak/>
-              <w:t xml:space="preserve">15 variables: 8 arterial blood gas measures and 7 vital </w:t>
-            </w:r>
-            <w:r>
-              <w:rPr>
-                <w:rFonts w:ascii="Aptos" w:hAnsi="Aptos"/>
-              </w:rPr>
-              <w:lastRenderedPageBreak/>
-              <w:t>signs; hourly averaging, forward filling, feature-importance ranking, WOE binning and information-value analysis.</w:t>
-            </w:r>
-          </w:p>
-        </w:tc>
-        <w:tc>
-          <w:tcPr>
-            <w:tcW w:w="4230" w:type="dxa"/>
-          </w:tcPr>
-          <w:p>
-            <w:r>
-              <w:rPr>
-                <w:rFonts w:ascii="Aptos" w:hAnsi="Aptos"/>
-              </w:rPr>
-              <w:lastRenderedPageBreak/>
-              <w:t>SORP: logistic regression with weight-of-</w:t>
-            </w:r>
-            <w:r>
-              <w:rPr>
-                <w:rFonts w:ascii="Aptos" w:hAnsi="Aptos"/>
-              </w:rPr>
-              <w:lastRenderedPageBreak/>
-              <w:t>evidence transformation, producing an interpretable 0–100 scorecard. Six-hour look-back predicts risk in the next 6 hours; no neural layers.</w:t>
-            </w:r>
-          </w:p>
-        </w:tc>
-        <w:tc>
-          <w:tcPr>
-            <w:tcW w:w="3370" w:type="dxa"/>
-          </w:tcPr>
-          <w:p>
-            <w:r>
-              <w:rPr>
-                <w:rFonts w:ascii="Aptos" w:hAnsi="Aptos"/>
-              </w:rPr>
-              <w:lastRenderedPageBreak/>
-              <w:t xml:space="preserve">MIMIC-IV: 5,125 patients (766 </w:t>
-            </w:r>
-            <w:r>
-              <w:rPr>
-                <w:rFonts w:ascii="Aptos" w:hAnsi="Aptos"/>
-              </w:rPr>
-              <w:lastRenderedPageBreak/>
-              <w:t>SS), split 60% train / 20% validation / 20% test. eICU: 2,180 patients (480 SS) for external validation.</w:t>
-            </w:r>
-          </w:p>
-        </w:tc>
-        <w:tc>
-          <w:tcPr>
-            <w:tcW w:w="3466" w:type="dxa"/>
-          </w:tcPr>
-          <w:p>
-            <w:r>
-              <w:rPr>
-                <w:rFonts w:ascii="Aptos" w:hAnsi="Aptos"/>
-              </w:rPr>
-              <w:lastRenderedPageBreak/>
-              <w:t xml:space="preserve">AUROC: training 0.9557; validation </w:t>
-            </w:r>
-            <w:r>
-              <w:rPr>
-                <w:rFonts w:ascii="Aptos" w:hAnsi="Aptos"/>
-              </w:rPr>
-              <w:lastRenderedPageBreak/>
-              <w:t>0.9537; test 0.9458. SS incidence: 88.6% high risk vs 0.3% ultra-low risk.</w:t>
-            </w:r>
-          </w:p>
-        </w:tc>
-        <w:tc>
-          <w:tcPr>
-            <w:tcW w:w="3640" w:type="dxa"/>
-          </w:tcPr>
-          <w:p>
-            <w:r>
-              <w:rPr>
-                <w:rFonts w:ascii="Aptos" w:hAnsi="Aptos"/>
-              </w:rPr>
-              <w:lastRenderedPageBreak/>
-              <w:t xml:space="preserve">Limited geographic diversity; different SS definitions </w:t>
-            </w:r>
-            <w:r>
-              <w:rPr>
-                <w:rFonts w:ascii="Aptos" w:hAnsi="Aptos"/>
-              </w:rPr>
-              <w:lastRenderedPageBreak/>
-              <w:t>across datasets; Sepsis-3 not applicable in eICU; ongoing monitoring and adjustment required.</w:t>
-            </w:r>
-          </w:p>
-        </w:tc>
-      </w:tr>
-      <w:tr>
-        <w:trPr>
-          <w:trHeight w:val="2357"/>
-          <w:jc w:val="center"/>
-        </w:trPr>
-        <w:tc>
-          <w:tcPr>
-            <w:tcW w:w="2538" w:type="dxa"/>
-            <w:shd w:val="clear" w:color="auto" w:fill="EFF4FA"/>
-          </w:tcPr>
-          <w:p>
-            <w:pPr>
-              <w:rPr>
-                <w:sz w:val="24"/>
-                <w:szCs w:val="24"/>
-              </w:rPr>
-            </w:pPr>
-            <w:r>
-              <w:rPr>
-                <w:rFonts w:ascii="Aptos" w:hAnsi="Aptos"/>
-                <w:sz w:val="24"/>
-                <w:szCs w:val="24"/>
-              </w:rPr>
-              <w:lastRenderedPageBreak/>
-              <w:t>Prediction of In-Hospital Cardiac Arrest in the ICU: Machine Learning-Based Multimodal Approach</w:t>
-            </w:r>
-            <w:r>
-              <w:rPr>
-                <w:rFonts w:ascii="Aptos" w:hAnsi="Aptos"/>
-                <w:sz w:val="24"/>
-                <w:szCs w:val="24"/>
-              </w:rPr>
-              <w:br/>
-              <w:t>Lee et al. (2024)</w:t>
-            </w:r>
-          </w:p>
-        </w:tc>
-        <w:tc>
-          <w:tcPr>
-            <w:tcW w:w="4860" w:type="dxa"/>
-            <w:shd w:val="clear" w:color="auto" w:fill="EFF4FA"/>
-          </w:tcPr>
-          <w:p>
-            <w:r>
-              <w:rPr>
-                <w:rFonts w:ascii="Aptos" w:hAnsi="Aptos"/>
-              </w:rPr>
-              <w:t>Baseline demographics, comorbidities and diagnostic categories plus six hourly vital signs (HR, RR, SpO₂, SBP, DBP, MAP). LOCF imputation; SMOTE balancing.</w:t>
-            </w:r>
-          </w:p>
-        </w:tc>
-        <w:tc>
-          <w:tcPr>
-            <w:tcW w:w="4230" w:type="dxa"/>
-            <w:shd w:val="clear" w:color="auto" w:fill="EFF4FA"/>
-          </w:tcPr>
-          <w:p>
-            <w:r>
-              <w:rPr>
-                <w:rFonts w:ascii="Aptos" w:hAnsi="Aptos"/>
-              </w:rPr>
-              <w:t>Stacked RF–LSTM–SVM: RF for baseline features; LSTM with 3 hidden layers and 8 cells each for temporal signs; RBF-SVM combines predictions.</w:t>
-            </w:r>
-          </w:p>
-        </w:tc>
-        <w:tc>
-          <w:tcPr>
-            <w:tcW w:w="3370" w:type="dxa"/>
-            <w:shd w:val="clear" w:color="auto" w:fill="EFF4FA"/>
-          </w:tcPr>
-          <w:p>
-            <w:r>
-              <w:rPr>
-                <w:rFonts w:ascii="Aptos" w:hAnsi="Aptos"/>
-              </w:rPr>
-              <w:t>MIMIC-IV: 23,909 patients (452 IHCA); eICU-CRD: 10,049 (85 IHCA); external Taiwan hospital cohort.</w:t>
-            </w:r>
-          </w:p>
-        </w:tc>
-        <w:tc>
-          <w:tcPr>
-            <w:tcW w:w="3466" w:type="dxa"/>
-            <w:shd w:val="clear" w:color="auto" w:fill="EFF4FA"/>
-          </w:tcPr>
-          <w:p>
-            <w:r>
-              <w:rPr>
-                <w:rFonts w:ascii="Aptos" w:hAnsi="Aptos"/>
-              </w:rPr>
-              <w:t>13-hour-ahead AUROC: MIMIC-IV 0.850; eICU 0.810; Taiwan hospital 0.945.</w:t>
-            </w:r>
-          </w:p>
-        </w:tc>
-        <w:tc>
-          <w:tcPr>
-            <w:tcW w:w="3640" w:type="dxa"/>
-            <w:shd w:val="clear" w:color="auto" w:fill="EFF4FA"/>
-          </w:tcPr>
-          <w:p>
-            <w:r>
-              <w:rPr>
-                <w:rFonts w:ascii="Aptos" w:hAnsi="Aptos"/>
-              </w:rPr>
-              <w:t>Single-center development data; irregular EHR intervals; omitted interventions, temperature and mental status; possible IHCA coding/documentation delays and errors.</w:t>
-            </w:r>
-          </w:p>
-        </w:tc>
-      </w:tr>
-    </w:tbl>
-    <w:p>
-      <w:pPr>
-        <w:ind w:firstLine="0"/>
-        <w:rPr>
-          <w:sz w:val="28"/>
-          <w:szCs w:val="28"/>
-        </w:rPr>
-      </w:pPr>
-    </w:p>
     <w:p>
       <w:pPr>
         <w:jc w:val="right"/>
@@ -2777,7 +4233,6 @@
         <w:rPr>
           <w:rStyle w:val="Strong"/>
         </w:rPr>
-        <w:lastRenderedPageBreak/>
         <w:t>3.3 Research Gap</w:t>
       </w:r>
       <w:r>
@@ -2923,7 +4378,6 @@
         <w:rPr>
           <w:rStyle w:val="Strong"/>
         </w:rPr>
-        <w:lastRenderedPageBreak/>
         <w:t>4.1 Proposed System Overview</w:t>
       </w:r>
       <w:r>
@@ -3062,7 +4516,6 @@
           <w:sz w:val="28"/>
           <w:szCs w:val="28"/>
         </w:rPr>
-        <w:lastRenderedPageBreak/>
         <mc:AlternateContent>
           <mc:Choice Requires="wps">
             <w:drawing>
@@ -4308,6 +5761,7 @@
           <w:sz w:val="28"/>
           <w:szCs w:val="28"/>
         </w:rPr>
+        <w:lastRenderedPageBreak/>
         <mc:AlternateContent>
           <mc:Choice Requires="wps">
             <w:drawing>
